--- a/data/outputs/v2/Chemistry/SS3.1_Acids_and_Bases/quiz/Chemistry_G10_SS3.1_Acids_and_Bases_L4_AnswerKey.docx
+++ b/data/outputs/v2/Chemistry/SS3.1_Acids_and_Bases/quiz/Chemistry_G10_SS3.1_Acids_and_Bases_L4_AnswerKey.docx
@@ -64,7 +64,7 @@
     </w:p>
     <w:tbl>
       <w:tblPr>
-        <w:tblW w:type="dxa" w:w="9360"/>
+        <w:tblW w:type="dxa" w:w="9359"/>
         <w:tblBorders>
           <w:top w:val="single" w:color="auto" w:sz="4"/>
           <w:left w:val="single" w:color="auto" w:sz="4"/>
@@ -75,21 +75,18 @@
         </w:tblBorders>
       </w:tblPr>
       <w:tblGrid>
-        <w:gridCol w:w="936"/>
-        <w:gridCol w:w="936"/>
-        <w:gridCol w:w="936"/>
-        <w:gridCol w:w="936"/>
-        <w:gridCol w:w="936"/>
-        <w:gridCol w:w="936"/>
-        <w:gridCol w:w="936"/>
-        <w:gridCol w:w="936"/>
-        <w:gridCol w:w="936"/>
-        <w:gridCol w:w="936"/>
+        <w:gridCol w:w="1337"/>
+        <w:gridCol w:w="1337"/>
+        <w:gridCol w:w="1337"/>
+        <w:gridCol w:w="1337"/>
+        <w:gridCol w:w="1337"/>
+        <w:gridCol w:w="1337"/>
+        <w:gridCol w:w="1337"/>
       </w:tblGrid>
       <w:tr>
         <w:tc>
           <w:tcPr>
-            <w:tcW w:type="dxa" w:w="936"/>
+            <w:tcW w:type="dxa" w:w="1337"/>
             <w:tcBorders>
               <w:top w:val="single" w:color="BBBBBB" w:sz="4"/>
               <w:left w:val="single" w:color="BBBBBB" w:sz="4"/>
@@ -122,7 +119,7 @@
         </w:tc>
         <w:tc>
           <w:tcPr>
-            <w:tcW w:type="dxa" w:w="936"/>
+            <w:tcW w:type="dxa" w:w="1337"/>
             <w:tcBorders>
               <w:top w:val="single" w:color="BBBBBB" w:sz="4"/>
               <w:left w:val="single" w:color="BBBBBB" w:sz="4"/>
@@ -155,7 +152,7 @@
         </w:tc>
         <w:tc>
           <w:tcPr>
-            <w:tcW w:type="dxa" w:w="936"/>
+            <w:tcW w:type="dxa" w:w="1337"/>
             <w:tcBorders>
               <w:top w:val="single" w:color="BBBBBB" w:sz="4"/>
               <w:left w:val="single" w:color="BBBBBB" w:sz="4"/>
@@ -188,7 +185,7 @@
         </w:tc>
         <w:tc>
           <w:tcPr>
-            <w:tcW w:type="dxa" w:w="936"/>
+            <w:tcW w:type="dxa" w:w="1337"/>
             <w:tcBorders>
               <w:top w:val="single" w:color="BBBBBB" w:sz="4"/>
               <w:left w:val="single" w:color="BBBBBB" w:sz="4"/>
@@ -221,7 +218,7 @@
         </w:tc>
         <w:tc>
           <w:tcPr>
-            <w:tcW w:type="dxa" w:w="936"/>
+            <w:tcW w:type="dxa" w:w="1337"/>
             <w:tcBorders>
               <w:top w:val="single" w:color="BBBBBB" w:sz="4"/>
               <w:left w:val="single" w:color="BBBBBB" w:sz="4"/>
@@ -254,7 +251,7 @@
         </w:tc>
         <w:tc>
           <w:tcPr>
-            <w:tcW w:type="dxa" w:w="936"/>
+            <w:tcW w:type="dxa" w:w="1337"/>
             <w:tcBorders>
               <w:top w:val="single" w:color="BBBBBB" w:sz="4"/>
               <w:left w:val="single" w:color="BBBBBB" w:sz="4"/>
@@ -287,7 +284,7 @@
         </w:tc>
         <w:tc>
           <w:tcPr>
-            <w:tcW w:type="dxa" w:w="936"/>
+            <w:tcW w:type="dxa" w:w="1337"/>
             <w:tcBorders>
               <w:top w:val="single" w:color="BBBBBB" w:sz="4"/>
               <w:left w:val="single" w:color="BBBBBB" w:sz="4"/>
@@ -318,16 +315,17 @@
             </w:r>
           </w:p>
         </w:tc>
+      </w:tr>
+      <w:tr>
         <w:tc>
           <w:tcPr>
-            <w:tcW w:type="dxa" w:w="936"/>
+            <w:tcW w:type="dxa" w:w="1337"/>
             <w:tcBorders>
               <w:top w:val="single" w:color="BBBBBB" w:sz="4"/>
               <w:left w:val="single" w:color="BBBBBB" w:sz="4"/>
               <w:bottom w:val="single" w:color="BBBBBB" w:sz="4"/>
               <w:right w:val="single" w:color="BBBBBB" w:sz="4"/>
             </w:tcBorders>
-            <w:shd w:fill="D9EEF1" w:val="clear"/>
             <w:tcMar>
               <w:top w:type="dxa" w:w="60"/>
               <w:left w:type="dxa" w:w="80"/>
@@ -347,20 +345,19 @@
                 <w:sz w:val="21"/>
                 <w:szCs w:val="21"/>
               </w:rPr>
-              <w:t xml:space="preserve">Q8</w:t>
+              <w:t xml:space="preserve">A</w:t>
             </w:r>
           </w:p>
         </w:tc>
         <w:tc>
           <w:tcPr>
-            <w:tcW w:type="dxa" w:w="936"/>
+            <w:tcW w:type="dxa" w:w="1337"/>
             <w:tcBorders>
               <w:top w:val="single" w:color="BBBBBB" w:sz="4"/>
               <w:left w:val="single" w:color="BBBBBB" w:sz="4"/>
               <w:bottom w:val="single" w:color="BBBBBB" w:sz="4"/>
               <w:right w:val="single" w:color="BBBBBB" w:sz="4"/>
             </w:tcBorders>
-            <w:shd w:fill="D9EEF1" w:val="clear"/>
             <w:tcMar>
               <w:top w:type="dxa" w:w="60"/>
               <w:left w:type="dxa" w:w="80"/>
@@ -380,20 +377,19 @@
                 <w:sz w:val="21"/>
                 <w:szCs w:val="21"/>
               </w:rPr>
-              <w:t xml:space="preserve">Q9</w:t>
+              <w:t xml:space="preserve">A</w:t>
             </w:r>
           </w:p>
         </w:tc>
         <w:tc>
           <w:tcPr>
-            <w:tcW w:type="dxa" w:w="936"/>
+            <w:tcW w:type="dxa" w:w="1337"/>
             <w:tcBorders>
               <w:top w:val="single" w:color="BBBBBB" w:sz="4"/>
               <w:left w:val="single" w:color="BBBBBB" w:sz="4"/>
               <w:bottom w:val="single" w:color="BBBBBB" w:sz="4"/>
               <w:right w:val="single" w:color="BBBBBB" w:sz="4"/>
             </w:tcBorders>
-            <w:shd w:fill="D9EEF1" w:val="clear"/>
             <w:tcMar>
               <w:top w:type="dxa" w:w="60"/>
               <w:left w:type="dxa" w:w="80"/>
@@ -413,15 +409,13 @@
                 <w:sz w:val="21"/>
                 <w:szCs w:val="21"/>
               </w:rPr>
-              <w:t xml:space="preserve">Q10</w:t>
+              <w:t xml:space="preserve">A</w:t>
             </w:r>
           </w:p>
         </w:tc>
-      </w:tr>
-      <w:tr>
         <w:tc>
           <w:tcPr>
-            <w:tcW w:type="dxa" w:w="936"/>
+            <w:tcW w:type="dxa" w:w="1337"/>
             <w:tcBorders>
               <w:top w:val="single" w:color="BBBBBB" w:sz="4"/>
               <w:left w:val="single" w:color="BBBBBB" w:sz="4"/>
@@ -453,103 +447,7 @@
         </w:tc>
         <w:tc>
           <w:tcPr>
-            <w:tcW w:type="dxa" w:w="936"/>
-            <w:tcBorders>
-              <w:top w:val="single" w:color="BBBBBB" w:sz="4"/>
-              <w:left w:val="single" w:color="BBBBBB" w:sz="4"/>
-              <w:bottom w:val="single" w:color="BBBBBB" w:sz="4"/>
-              <w:right w:val="single" w:color="BBBBBB" w:sz="4"/>
-            </w:tcBorders>
-            <w:tcMar>
-              <w:top w:type="dxa" w:w="60"/>
-              <w:left w:type="dxa" w:w="80"/>
-              <w:bottom w:type="dxa" w:w="60"/>
-              <w:right w:type="dxa" w:w="80"/>
-            </w:tcMar>
-          </w:tcPr>
-          <w:p>
-            <w:pPr>
-              <w:jc w:val="center"/>
-            </w:pPr>
-            <w:r>
-              <w:rPr>
-                <w:rFonts w:ascii="Arial" w:cs="Arial" w:eastAsia="Arial" w:hAnsi="Arial"/>
-                <w:b/>
-                <w:bCs/>
-                <w:sz w:val="21"/>
-                <w:szCs w:val="21"/>
-              </w:rPr>
-              <w:t xml:space="preserve">B</w:t>
-            </w:r>
-          </w:p>
-        </w:tc>
-        <w:tc>
-          <w:tcPr>
-            <w:tcW w:type="dxa" w:w="936"/>
-            <w:tcBorders>
-              <w:top w:val="single" w:color="BBBBBB" w:sz="4"/>
-              <w:left w:val="single" w:color="BBBBBB" w:sz="4"/>
-              <w:bottom w:val="single" w:color="BBBBBB" w:sz="4"/>
-              <w:right w:val="single" w:color="BBBBBB" w:sz="4"/>
-            </w:tcBorders>
-            <w:tcMar>
-              <w:top w:type="dxa" w:w="60"/>
-              <w:left w:type="dxa" w:w="80"/>
-              <w:bottom w:type="dxa" w:w="60"/>
-              <w:right w:type="dxa" w:w="80"/>
-            </w:tcMar>
-          </w:tcPr>
-          <w:p>
-            <w:pPr>
-              <w:jc w:val="center"/>
-            </w:pPr>
-            <w:r>
-              <w:rPr>
-                <w:rFonts w:ascii="Arial" w:cs="Arial" w:eastAsia="Arial" w:hAnsi="Arial"/>
-                <w:b/>
-                <w:bCs/>
-                <w:sz w:val="21"/>
-                <w:szCs w:val="21"/>
-              </w:rPr>
-              <w:t xml:space="preserve">C</w:t>
-            </w:r>
-          </w:p>
-        </w:tc>
-        <w:tc>
-          <w:tcPr>
-            <w:tcW w:type="dxa" w:w="936"/>
-            <w:tcBorders>
-              <w:top w:val="single" w:color="BBBBBB" w:sz="4"/>
-              <w:left w:val="single" w:color="BBBBBB" w:sz="4"/>
-              <w:bottom w:val="single" w:color="BBBBBB" w:sz="4"/>
-              <w:right w:val="single" w:color="BBBBBB" w:sz="4"/>
-            </w:tcBorders>
-            <w:tcMar>
-              <w:top w:type="dxa" w:w="60"/>
-              <w:left w:type="dxa" w:w="80"/>
-              <w:bottom w:type="dxa" w:w="60"/>
-              <w:right w:type="dxa" w:w="80"/>
-            </w:tcMar>
-          </w:tcPr>
-          <w:p>
-            <w:pPr>
-              <w:jc w:val="center"/>
-            </w:pPr>
-            <w:r>
-              <w:rPr>
-                <w:rFonts w:ascii="Arial" w:cs="Arial" w:eastAsia="Arial" w:hAnsi="Arial"/>
-                <w:b/>
-                <w:bCs/>
-                <w:sz w:val="21"/>
-                <w:szCs w:val="21"/>
-              </w:rPr>
-              <w:t xml:space="preserve">C</w:t>
-            </w:r>
-          </w:p>
-        </w:tc>
-        <w:tc>
-          <w:tcPr>
-            <w:tcW w:type="dxa" w:w="936"/>
+            <w:tcW w:type="dxa" w:w="1337"/>
             <w:tcBorders>
               <w:top w:val="single" w:color="BBBBBB" w:sz="4"/>
               <w:left w:val="single" w:color="BBBBBB" w:sz="4"/>
@@ -581,7 +479,7 @@
         </w:tc>
         <w:tc>
           <w:tcPr>
-            <w:tcW w:type="dxa" w:w="936"/>
+            <w:tcW w:type="dxa" w:w="1337"/>
             <w:tcBorders>
               <w:top w:val="single" w:color="BBBBBB" w:sz="4"/>
               <w:left w:val="single" w:color="BBBBBB" w:sz="4"/>
@@ -607,13 +505,13 @@
                 <w:sz w:val="21"/>
                 <w:szCs w:val="21"/>
               </w:rPr>
-              <w:t xml:space="preserve">B</w:t>
+              <w:t xml:space="preserve">A</w:t>
             </w:r>
           </w:p>
         </w:tc>
         <w:tc>
           <w:tcPr>
-            <w:tcW w:type="dxa" w:w="936"/>
+            <w:tcW w:type="dxa" w:w="1337"/>
             <w:tcBorders>
               <w:top w:val="single" w:color="BBBBBB" w:sz="4"/>
               <w:left w:val="single" w:color="BBBBBB" w:sz="4"/>
@@ -639,103 +537,7 @@
                 <w:sz w:val="21"/>
                 <w:szCs w:val="21"/>
               </w:rPr>
-              <w:t xml:space="preserve">C</w:t>
-            </w:r>
-          </w:p>
-        </w:tc>
-        <w:tc>
-          <w:tcPr>
-            <w:tcW w:type="dxa" w:w="936"/>
-            <w:tcBorders>
-              <w:top w:val="single" w:color="BBBBBB" w:sz="4"/>
-              <w:left w:val="single" w:color="BBBBBB" w:sz="4"/>
-              <w:bottom w:val="single" w:color="BBBBBB" w:sz="4"/>
-              <w:right w:val="single" w:color="BBBBBB" w:sz="4"/>
-            </w:tcBorders>
-            <w:tcMar>
-              <w:top w:type="dxa" w:w="60"/>
-              <w:left w:type="dxa" w:w="80"/>
-              <w:bottom w:type="dxa" w:w="60"/>
-              <w:right w:type="dxa" w:w="80"/>
-            </w:tcMar>
-          </w:tcPr>
-          <w:p>
-            <w:pPr>
-              <w:jc w:val="center"/>
-            </w:pPr>
-            <w:r>
-              <w:rPr>
-                <w:rFonts w:ascii="Arial" w:cs="Arial" w:eastAsia="Arial" w:hAnsi="Arial"/>
-                <w:b/>
-                <w:bCs/>
-                <w:sz w:val="21"/>
-                <w:szCs w:val="21"/>
-              </w:rPr>
-              <w:t xml:space="preserve">C</w:t>
-            </w:r>
-          </w:p>
-        </w:tc>
-        <w:tc>
-          <w:tcPr>
-            <w:tcW w:type="dxa" w:w="936"/>
-            <w:tcBorders>
-              <w:top w:val="single" w:color="BBBBBB" w:sz="4"/>
-              <w:left w:val="single" w:color="BBBBBB" w:sz="4"/>
-              <w:bottom w:val="single" w:color="BBBBBB" w:sz="4"/>
-              <w:right w:val="single" w:color="BBBBBB" w:sz="4"/>
-            </w:tcBorders>
-            <w:tcMar>
-              <w:top w:type="dxa" w:w="60"/>
-              <w:left w:type="dxa" w:w="80"/>
-              <w:bottom w:type="dxa" w:w="60"/>
-              <w:right w:type="dxa" w:w="80"/>
-            </w:tcMar>
-          </w:tcPr>
-          <w:p>
-            <w:pPr>
-              <w:jc w:val="center"/>
-            </w:pPr>
-            <w:r>
-              <w:rPr>
-                <w:rFonts w:ascii="Arial" w:cs="Arial" w:eastAsia="Arial" w:hAnsi="Arial"/>
-                <w:b/>
-                <w:bCs/>
-                <w:sz w:val="21"/>
-                <w:szCs w:val="21"/>
-              </w:rPr>
-              <w:t xml:space="preserve">B</w:t>
-            </w:r>
-          </w:p>
-        </w:tc>
-        <w:tc>
-          <w:tcPr>
-            <w:tcW w:type="dxa" w:w="936"/>
-            <w:tcBorders>
-              <w:top w:val="single" w:color="BBBBBB" w:sz="4"/>
-              <w:left w:val="single" w:color="BBBBBB" w:sz="4"/>
-              <w:bottom w:val="single" w:color="BBBBBB" w:sz="4"/>
-              <w:right w:val="single" w:color="BBBBBB" w:sz="4"/>
-            </w:tcBorders>
-            <w:tcMar>
-              <w:top w:type="dxa" w:w="60"/>
-              <w:left w:type="dxa" w:w="80"/>
-              <w:bottom w:type="dxa" w:w="60"/>
-              <w:right w:type="dxa" w:w="80"/>
-            </w:tcMar>
-          </w:tcPr>
-          <w:p>
-            <w:pPr>
-              <w:jc w:val="center"/>
-            </w:pPr>
-            <w:r>
-              <w:rPr>
-                <w:rFonts w:ascii="Arial" w:cs="Arial" w:eastAsia="Arial" w:hAnsi="Arial"/>
-                <w:b/>
-                <w:bCs/>
-                <w:sz w:val="21"/>
-                <w:szCs w:val="21"/>
-              </w:rPr>
-              <w:t xml:space="preserve">B</w:t>
+              <w:t xml:space="preserve">D</w:t>
             </w:r>
           </w:p>
         </w:tc>
@@ -766,7 +568,7 @@
           <w:sz w:val="16"/>
           <w:szCs w:val="16"/>
         </w:rPr>
-        <w:t xml:space="preserve">USE AFTER: PREDICT PHASE — Prediction task: pre-lab prediction table (neutral row for tap water)</w:t>
+        <w:t xml:space="preserve">USE AFTER: PREDICT PHASE — Think-Pair and cold-call poll of the pre-lab prediction table</w:t>
       </w:r>
     </w:p>
     <w:p>
@@ -782,22 +584,7 @@
           <w:sz w:val="21"/>
           <w:szCs w:val="21"/>
         </w:rPr>
-        <w:t xml:space="preserve">Q1. Before the experiment, Wanjiku predicts what clean tap water will do to litmus paper. Which prediction fits a neutral liquid?</w:t>
-      </w:r>
-    </w:p>
-    <w:p>
-      <w:pPr>
-        <w:keepNext/>
-        <w:spacing w:after="20"/>
-        <w:ind w:left="360"/>
-      </w:pPr>
-      <w:r>
-        <w:rPr>
-          <w:rFonts w:ascii="Arial" w:cs="Arial" w:eastAsia="Arial" w:hAnsi="Arial"/>
-          <w:sz w:val="21"/>
-          <w:szCs w:val="21"/>
-        </w:rPr>
-        <w:t xml:space="preserve">A.  Blue litmus turns red and red litmus stays red</w:t>
+        <w:t xml:space="preserve">Q1. Two partners disagree about what colour methyl orange will turn in baking soda solution. Before testing, what is the best way to settle the disagreement?</w:t>
       </w:r>
     </w:p>
     <w:p>
@@ -815,37 +602,52 @@
           <w:sz w:val="21"/>
           <w:szCs w:val="21"/>
         </w:rPr>
-        <w:t xml:space="preserve">B.  Neither red litmus nor blue litmus changes colour</w:t>
-      </w:r>
-    </w:p>
-    <w:p>
-      <w:pPr>
-        <w:keepNext/>
-        <w:spacing w:after="20"/>
-        <w:ind w:left="360"/>
-      </w:pPr>
-      <w:r>
-        <w:rPr>
-          <w:rFonts w:ascii="Arial" w:cs="Arial" w:eastAsia="Arial" w:hAnsi="Arial"/>
-          <w:sz w:val="21"/>
-          <w:szCs w:val="21"/>
-        </w:rPr>
-        <w:t xml:space="preserve">C.  Both red litmus and blue litmus turn purple</w:t>
-      </w:r>
-    </w:p>
-    <w:p>
-      <w:pPr>
-        <w:keepNext/>
-        <w:spacing w:after="20"/>
-        <w:ind w:left="360"/>
-      </w:pPr>
-      <w:r>
-        <w:rPr>
-          <w:rFonts w:ascii="Arial" w:cs="Arial" w:eastAsia="Arial" w:hAnsi="Arial"/>
-          <w:sz w:val="21"/>
-          <w:szCs w:val="21"/>
-        </w:rPr>
-        <w:t xml:space="preserve">D.  Red litmus turns blue and blue litmus stays blue</w:t>
+        <w:t xml:space="preserve">A.  Carry out the test and record the colour actually seen</w:t>
+      </w:r>
+    </w:p>
+    <w:p>
+      <w:pPr>
+        <w:keepNext/>
+        <w:spacing w:after="20"/>
+        <w:ind w:left="360"/>
+      </w:pPr>
+      <w:r>
+        <w:rPr>
+          <w:rFonts w:ascii="Arial" w:cs="Arial" w:eastAsia="Arial" w:hAnsi="Arial"/>
+          <w:sz w:val="21"/>
+          <w:szCs w:val="21"/>
+        </w:rPr>
+        <w:t xml:space="preserve">B.  Ask the teacher to say which prediction is right</w:t>
+      </w:r>
+    </w:p>
+    <w:p>
+      <w:pPr>
+        <w:keepNext/>
+        <w:spacing w:after="20"/>
+        <w:ind w:left="360"/>
+      </w:pPr>
+      <w:r>
+        <w:rPr>
+          <w:rFonts w:ascii="Arial" w:cs="Arial" w:eastAsia="Arial" w:hAnsi="Arial"/>
+          <w:sz w:val="21"/>
+          <w:szCs w:val="21"/>
+        </w:rPr>
+        <w:t xml:space="preserve">C.  Vote and go with the answer most students choose</w:t>
+      </w:r>
+    </w:p>
+    <w:p>
+      <w:pPr>
+        <w:keepNext/>
+        <w:spacing w:after="20"/>
+        <w:ind w:left="360"/>
+      </w:pPr>
+      <w:r>
+        <w:rPr>
+          <w:rFonts w:ascii="Arial" w:cs="Arial" w:eastAsia="Arial" w:hAnsi="Arial"/>
+          <w:sz w:val="21"/>
+          <w:szCs w:val="21"/>
+        </w:rPr>
+        <w:t xml:space="preserve">D.  Let the student who is more confident decide</w:t>
       </w:r>
     </w:p>
     <w:p>
@@ -861,7 +663,7 @@
           <w:sz w:val="21"/>
           <w:szCs w:val="21"/>
         </w:rPr>
-        <w:t xml:space="preserve">Correct answer: B. </w:t>
+        <w:t xml:space="preserve">Correct answer: A. </w:t>
       </w:r>
       <w:r>
         <w:rPr>
@@ -870,7 +672,7 @@
           <w:sz w:val="19"/>
           <w:szCs w:val="19"/>
         </w:rPr>
-        <w:t xml:space="preserve">A neutral substance such as tap water causes no colour change in either red or blue litmus paper.</w:t>
+        <w:t xml:space="preserve">In science, disagreements between predictions are settled by evidence from the experiment, not by confidence, authority or votes.</w:t>
       </w:r>
     </w:p>
     <w:p>
@@ -885,7 +687,7 @@
           <w:sz w:val="16"/>
           <w:szCs w:val="16"/>
         </w:rPr>
-        <w:t xml:space="preserve">USE AFTER: OBSERVE PHASE — Observe, Procedure step 1: litmus strips tested with Solution 1 (lemon juice)</w:t>
+        <w:t xml:space="preserve">USE AFTER: OBSERVE PHASE — Experiment 1 procedure, Step 1: litmus strips with Test Solution 1 (lemon juice)</w:t>
       </w:r>
     </w:p>
     <w:p>
@@ -901,22 +703,7 @@
           <w:sz w:val="21"/>
           <w:szCs w:val="21"/>
         </w:rPr>
-        <w:t xml:space="preserve">Q2. In the practical, a group adds 2–3 drops of freshly squeezed lemon juice to a strip of blue litmus paper. What colour does the strip turn?</w:t>
-      </w:r>
-    </w:p>
-    <w:p>
-      <w:pPr>
-        <w:keepNext/>
-        <w:spacing w:after="20"/>
-        <w:ind w:left="360"/>
-      </w:pPr>
-      <w:r>
-        <w:rPr>
-          <w:rFonts w:ascii="Arial" w:cs="Arial" w:eastAsia="Arial" w:hAnsi="Arial"/>
-          <w:sz w:val="21"/>
-          <w:szCs w:val="21"/>
-        </w:rPr>
-        <w:t xml:space="preserve">A.  It stays blue</w:t>
+        <w:t xml:space="preserve">Q2. In Experiment 1, a student puts 2-3 drops of freshly squeezed lemon juice on a strip of blue litmus paper. What colour does the paper turn?</w:t>
       </w:r>
     </w:p>
     <w:p>
@@ -934,37 +721,52 @@
           <w:sz w:val="21"/>
           <w:szCs w:val="21"/>
         </w:rPr>
-        <w:t xml:space="preserve">B.  It turns red</w:t>
-      </w:r>
-    </w:p>
-    <w:p>
-      <w:pPr>
-        <w:keepNext/>
-        <w:spacing w:after="20"/>
-        <w:ind w:left="360"/>
-      </w:pPr>
-      <w:r>
-        <w:rPr>
-          <w:rFonts w:ascii="Arial" w:cs="Arial" w:eastAsia="Arial" w:hAnsi="Arial"/>
-          <w:sz w:val="21"/>
-          <w:szCs w:val="21"/>
-        </w:rPr>
-        <w:t xml:space="preserve">C.  It turns pink</w:t>
-      </w:r>
-    </w:p>
-    <w:p>
-      <w:pPr>
-        <w:keepNext/>
-        <w:spacing w:after="20"/>
-        <w:ind w:left="360"/>
-      </w:pPr>
-      <w:r>
-        <w:rPr>
-          <w:rFonts w:ascii="Arial" w:cs="Arial" w:eastAsia="Arial" w:hAnsi="Arial"/>
-          <w:sz w:val="21"/>
-          <w:szCs w:val="21"/>
-        </w:rPr>
-        <w:t xml:space="preserve">D.  It turns colourless</w:t>
+        <w:t xml:space="preserve">A.  Red</w:t>
+      </w:r>
+    </w:p>
+    <w:p>
+      <w:pPr>
+        <w:keepNext/>
+        <w:spacing w:after="20"/>
+        <w:ind w:left="360"/>
+      </w:pPr>
+      <w:r>
+        <w:rPr>
+          <w:rFonts w:ascii="Arial" w:cs="Arial" w:eastAsia="Arial" w:hAnsi="Arial"/>
+          <w:sz w:val="21"/>
+          <w:szCs w:val="21"/>
+        </w:rPr>
+        <w:t xml:space="preserve">B.  Blue (no change)</w:t>
+      </w:r>
+    </w:p>
+    <w:p>
+      <w:pPr>
+        <w:keepNext/>
+        <w:spacing w:after="20"/>
+        <w:ind w:left="360"/>
+      </w:pPr>
+      <w:r>
+        <w:rPr>
+          <w:rFonts w:ascii="Arial" w:cs="Arial" w:eastAsia="Arial" w:hAnsi="Arial"/>
+          <w:sz w:val="21"/>
+          <w:szCs w:val="21"/>
+        </w:rPr>
+        <w:t xml:space="preserve">C.  Pink</w:t>
+      </w:r>
+    </w:p>
+    <w:p>
+      <w:pPr>
+        <w:keepNext/>
+        <w:spacing w:after="20"/>
+        <w:ind w:left="360"/>
+      </w:pPr>
+      <w:r>
+        <w:rPr>
+          <w:rFonts w:ascii="Arial" w:cs="Arial" w:eastAsia="Arial" w:hAnsi="Arial"/>
+          <w:sz w:val="21"/>
+          <w:szCs w:val="21"/>
+        </w:rPr>
+        <w:t xml:space="preserve">D.  Colourless</w:t>
       </w:r>
     </w:p>
     <w:p>
@@ -980,7 +782,7 @@
           <w:sz w:val="21"/>
           <w:szCs w:val="21"/>
         </w:rPr>
-        <w:t xml:space="preserve">Correct answer: B. </w:t>
+        <w:t xml:space="preserve">Correct answer: A. </w:t>
       </w:r>
       <w:r>
         <w:rPr>
@@ -1004,7 +806,7 @@
           <w:sz w:val="16"/>
           <w:szCs w:val="16"/>
         </w:rPr>
-        <w:t xml:space="preserve">USE AFTER: OBSERVE PHASE — Observe, Procedure step 2: phenolphthalein added to each test solution (liquid soap)</w:t>
+        <w:t xml:space="preserve">USE AFTER: OBSERVE PHASE — Experiment 1: circulation and 'check for honest recording' while groups fill the results table</w:t>
       </w:r>
     </w:p>
     <w:p>
@@ -1020,37 +822,7 @@
           <w:sz w:val="21"/>
           <w:szCs w:val="21"/>
         </w:rPr>
-        <w:t xml:space="preserve">Q3. A group adds 2 drops of phenolphthalein to 5 drops of liquid handwashing soap solution. What colour do they see?</w:t>
-      </w:r>
-    </w:p>
-    <w:p>
-      <w:pPr>
-        <w:keepNext/>
-        <w:spacing w:after="20"/>
-        <w:ind w:left="360"/>
-      </w:pPr>
-      <w:r>
-        <w:rPr>
-          <w:rFonts w:ascii="Arial" w:cs="Arial" w:eastAsia="Arial" w:hAnsi="Arial"/>
-          <w:sz w:val="21"/>
-          <w:szCs w:val="21"/>
-        </w:rPr>
-        <w:t xml:space="preserve">A.  Red</w:t>
-      </w:r>
-    </w:p>
-    <w:p>
-      <w:pPr>
-        <w:keepNext/>
-        <w:spacing w:after="20"/>
-        <w:ind w:left="360"/>
-      </w:pPr>
-      <w:r>
-        <w:rPr>
-          <w:rFonts w:ascii="Arial" w:cs="Arial" w:eastAsia="Arial" w:hAnsi="Arial"/>
-          <w:sz w:val="21"/>
-          <w:szCs w:val="21"/>
-        </w:rPr>
-        <w:t xml:space="preserve">B.  Yellow</w:t>
+        <w:t xml:space="preserve">Q3. A group predicted that cow's milk would be strongly basic. Their litmus and indicator results do not match this prediction. What should the recorders do?</w:t>
       </w:r>
     </w:p>
     <w:p>
@@ -1068,22 +840,52 @@
           <w:sz w:val="21"/>
           <w:szCs w:val="21"/>
         </w:rPr>
-        <w:t xml:space="preserve">C.  Pink/magenta</w:t>
-      </w:r>
-    </w:p>
-    <w:p>
-      <w:pPr>
-        <w:keepNext/>
-        <w:spacing w:after="20"/>
-        <w:ind w:left="360"/>
-      </w:pPr>
-      <w:r>
-        <w:rPr>
-          <w:rFonts w:ascii="Arial" w:cs="Arial" w:eastAsia="Arial" w:hAnsi="Arial"/>
-          <w:sz w:val="21"/>
-          <w:szCs w:val="21"/>
-        </w:rPr>
-        <w:t xml:space="preserve">D.  Colourless</w:t>
+        <w:t xml:space="preserve">A.  Write down the colours exactly as seen, even if they differ from the prediction</w:t>
+      </w:r>
+    </w:p>
+    <w:p>
+      <w:pPr>
+        <w:keepNext/>
+        <w:spacing w:after="20"/>
+        <w:ind w:left="360"/>
+      </w:pPr>
+      <w:r>
+        <w:rPr>
+          <w:rFonts w:ascii="Arial" w:cs="Arial" w:eastAsia="Arial" w:hAnsi="Arial"/>
+          <w:sz w:val="21"/>
+          <w:szCs w:val="21"/>
+        </w:rPr>
+        <w:t xml:space="preserve">B.  Leave the milk row blank because the result was unexpected</w:t>
+      </w:r>
+    </w:p>
+    <w:p>
+      <w:pPr>
+        <w:keepNext/>
+        <w:spacing w:after="20"/>
+        <w:ind w:left="360"/>
+      </w:pPr>
+      <w:r>
+        <w:rPr>
+          <w:rFonts w:ascii="Arial" w:cs="Arial" w:eastAsia="Arial" w:hAnsi="Arial"/>
+          <w:sz w:val="21"/>
+          <w:szCs w:val="21"/>
+        </w:rPr>
+        <w:t xml:space="preserve">C.  Copy the results from another group's table</w:t>
+      </w:r>
+    </w:p>
+    <w:p>
+      <w:pPr>
+        <w:keepNext/>
+        <w:spacing w:after="20"/>
+        <w:ind w:left="360"/>
+      </w:pPr>
+      <w:r>
+        <w:rPr>
+          <w:rFonts w:ascii="Arial" w:cs="Arial" w:eastAsia="Arial" w:hAnsi="Arial"/>
+          <w:sz w:val="21"/>
+          <w:szCs w:val="21"/>
+        </w:rPr>
+        <w:t xml:space="preserve">D.  Change the results in the table to match the prediction</w:t>
       </w:r>
     </w:p>
     <w:p>
@@ -1099,7 +901,7 @@
           <w:sz w:val="21"/>
           <w:szCs w:val="21"/>
         </w:rPr>
-        <w:t xml:space="preserve">Correct answer: C. </w:t>
+        <w:t xml:space="preserve">Correct answer: A. </w:t>
       </w:r>
       <w:r>
         <w:rPr>
@@ -1108,7 +910,7 @@
           <w:sz w:val="19"/>
           <w:szCs w:val="19"/>
         </w:rPr>
-        <w:t xml:space="preserve">Liquid soap solution is a base, and phenolphthalein turns pink/magenta in bases. It stays colourless in acids.</w:t>
+        <w:t xml:space="preserve">Honest, accurate recording is essential. An unexpected result is useful data and must never be altered to fit a prediction.</w:t>
       </w:r>
     </w:p>
     <w:p>
@@ -1123,7 +925,7 @@
           <w:sz w:val="16"/>
           <w:szCs w:val="16"/>
         </w:rPr>
-        <w:t xml:space="preserve">USE AFTER: OBSERVE PHASE — Observe, Procedure step 3: methyl orange added to each test solution (vinegar)</w:t>
+        <w:t xml:space="preserve">USE AFTER: EXPLAIN PHASE — Consensus Results Table and pattern rules for each indicator (Explain phase)</w:t>
       </w:r>
     </w:p>
     <w:p>
@@ -1139,37 +941,22 @@
           <w:sz w:val="21"/>
           <w:szCs w:val="21"/>
         </w:rPr>
-        <w:t xml:space="preserve">Q4. A group adds 2 drops of methyl orange to white vinegar (siki). What colour should they record?</w:t>
-      </w:r>
-    </w:p>
-    <w:p>
-      <w:pPr>
-        <w:keepNext/>
-        <w:spacing w:after="20"/>
-        <w:ind w:left="360"/>
-      </w:pPr>
-      <w:r>
-        <w:rPr>
-          <w:rFonts w:ascii="Arial" w:cs="Arial" w:eastAsia="Arial" w:hAnsi="Arial"/>
-          <w:sz w:val="21"/>
-          <w:szCs w:val="21"/>
-        </w:rPr>
-        <w:t xml:space="preserve">A.  Yellow</w:t>
-      </w:r>
-    </w:p>
-    <w:p>
-      <w:pPr>
-        <w:keepNext/>
-        <w:spacing w:after="20"/>
-        <w:ind w:left="360"/>
-      </w:pPr>
-      <w:r>
-        <w:rPr>
-          <w:rFonts w:ascii="Arial" w:cs="Arial" w:eastAsia="Arial" w:hAnsi="Arial"/>
-          <w:sz w:val="21"/>
-          <w:szCs w:val="21"/>
-        </w:rPr>
-        <w:t xml:space="preserve">B.  Orange-yellow</w:t>
+        <w:t xml:space="preserve">Q4. Liquid soap solution turns red litmus paper blue and turns phenolphthalein pink. How should it be classified, and why?</w:t>
+      </w:r>
+    </w:p>
+    <w:p>
+      <w:pPr>
+        <w:keepNext/>
+        <w:spacing w:after="20"/>
+        <w:ind w:left="360"/>
+      </w:pPr>
+      <w:r>
+        <w:rPr>
+          <w:rFonts w:ascii="Arial" w:cs="Arial" w:eastAsia="Arial" w:hAnsi="Arial"/>
+          <w:sz w:val="21"/>
+          <w:szCs w:val="21"/>
+        </w:rPr>
+        <w:t xml:space="preserve">A.  Acid, because it changes the colour of litmus paper</w:t>
       </w:r>
     </w:p>
     <w:p>
@@ -1187,22 +974,37 @@
           <w:sz w:val="21"/>
           <w:szCs w:val="21"/>
         </w:rPr>
-        <w:t xml:space="preserve">C.  Red</w:t>
-      </w:r>
-    </w:p>
-    <w:p>
-      <w:pPr>
-        <w:keepNext/>
-        <w:spacing w:after="20"/>
-        <w:ind w:left="360"/>
-      </w:pPr>
-      <w:r>
-        <w:rPr>
-          <w:rFonts w:ascii="Arial" w:cs="Arial" w:eastAsia="Arial" w:hAnsi="Arial"/>
-          <w:sz w:val="21"/>
-          <w:szCs w:val="21"/>
-        </w:rPr>
-        <w:t xml:space="preserve">D.  Colourless</w:t>
+        <w:t xml:space="preserve">B.  Base, because red litmus turns blue and phenolphthalein turns pink</w:t>
+      </w:r>
+    </w:p>
+    <w:p>
+      <w:pPr>
+        <w:keepNext/>
+        <w:spacing w:after="20"/>
+        <w:ind w:left="360"/>
+      </w:pPr>
+      <w:r>
+        <w:rPr>
+          <w:rFonts w:ascii="Arial" w:cs="Arial" w:eastAsia="Arial" w:hAnsi="Arial"/>
+          <w:sz w:val="21"/>
+          <w:szCs w:val="21"/>
+        </w:rPr>
+        <w:t xml:space="preserve">C.  Neutral, because it does not make methyl orange red</w:t>
+      </w:r>
+    </w:p>
+    <w:p>
+      <w:pPr>
+        <w:keepNext/>
+        <w:spacing w:after="20"/>
+        <w:ind w:left="360"/>
+      </w:pPr>
+      <w:r>
+        <w:rPr>
+          <w:rFonts w:ascii="Arial" w:cs="Arial" w:eastAsia="Arial" w:hAnsi="Arial"/>
+          <w:sz w:val="21"/>
+          <w:szCs w:val="21"/>
+        </w:rPr>
+        <w:t xml:space="preserve">D.  Acid, because phenolphthalein changes colour</w:t>
       </w:r>
     </w:p>
     <w:p>
@@ -1218,7 +1020,7 @@
           <w:sz w:val="21"/>
           <w:szCs w:val="21"/>
         </w:rPr>
-        <w:t xml:space="preserve">Correct answer: C. </w:t>
+        <w:t xml:space="preserve">Correct answer: B. </w:t>
       </w:r>
       <w:r>
         <w:rPr>
@@ -1227,7 +1029,7 @@
           <w:sz w:val="19"/>
           <w:szCs w:val="19"/>
         </w:rPr>
-        <w:t xml:space="preserve">Vinegar is an acid, and methyl orange turns red in acids. It is yellow in bases and orange-yellow in neutral solutions.</w:t>
+        <w:t xml:space="preserve">Bases turn red litmus blue and phenolphthalein pink or magenta. Both results point to a base.</w:t>
       </w:r>
     </w:p>
     <w:p>
@@ -1242,7 +1044,7 @@
           <w:sz w:val="16"/>
           <w:szCs w:val="16"/>
         </w:rPr>
-        <w:t xml:space="preserve">USE AFTER: OBSERVE PHASE — Observe, Launch demonstration and honest-recording reminder</w:t>
+        <w:t xml:space="preserve">USE AFTER: EXPLAIN PHASE — Pattern Statement: writing rules for acids, bases and neutral substances from the consensus table</w:t>
       </w:r>
     </w:p>
     <w:p>
@@ -1258,7 +1060,7 @@
           <w:sz w:val="21"/>
           <w:szCs w:val="21"/>
         </w:rPr>
-        <w:t xml:space="preserve">Q5. Before testing, Otieno predicted that lemon juice would turn phenolphthalein pink. In the experiment, the lemon juice and phenolphthalein mixture stays colourless. What should Otieno write in his results table?</w:t>
+        <w:t xml:space="preserve">Q5. A student tests tap water. Litmus paper shows no colour change, phenolphthalein stays colourless and methyl orange is orange-yellow. What is the best conclusion?</w:t>
       </w:r>
     </w:p>
     <w:p>
@@ -1276,52 +1078,52 @@
           <w:sz w:val="21"/>
           <w:szCs w:val="21"/>
         </w:rPr>
-        <w:t xml:space="preserve">A.  Colourless, because he must record exactly what he sees</w:t>
-      </w:r>
-    </w:p>
-    <w:p>
-      <w:pPr>
-        <w:keepNext/>
-        <w:spacing w:after="20"/>
-        <w:ind w:left="360"/>
-      </w:pPr>
-      <w:r>
-        <w:rPr>
-          <w:rFonts w:ascii="Arial" w:cs="Arial" w:eastAsia="Arial" w:hAnsi="Arial"/>
-          <w:sz w:val="21"/>
-          <w:szCs w:val="21"/>
-        </w:rPr>
-        <w:t xml:space="preserve">B.  Nothing, because the test must have failed</w:t>
-      </w:r>
-    </w:p>
-    <w:p>
-      <w:pPr>
-        <w:keepNext/>
-        <w:spacing w:after="20"/>
-        <w:ind w:left="360"/>
-      </w:pPr>
-      <w:r>
-        <w:rPr>
-          <w:rFonts w:ascii="Arial" w:cs="Arial" w:eastAsia="Arial" w:hAnsi="Arial"/>
-          <w:sz w:val="21"/>
-          <w:szCs w:val="21"/>
-        </w:rPr>
-        <w:t xml:space="preserve">C.  Pale pink, to be halfway between the prediction and the result</w:t>
-      </w:r>
-    </w:p>
-    <w:p>
-      <w:pPr>
-        <w:keepNext/>
-        <w:spacing w:after="20"/>
-        <w:ind w:left="360"/>
-      </w:pPr>
-      <w:r>
-        <w:rPr>
-          <w:rFonts w:ascii="Arial" w:cs="Arial" w:eastAsia="Arial" w:hAnsi="Arial"/>
-          <w:sz w:val="21"/>
-          <w:szCs w:val="21"/>
-        </w:rPr>
-        <w:t xml:space="preserve">D.  Pink, because that is what he predicted</w:t>
+        <w:t xml:space="preserve">A.  It is neutral, because none of the indicators show an acid or base colour</w:t>
+      </w:r>
+    </w:p>
+    <w:p>
+      <w:pPr>
+        <w:keepNext/>
+        <w:spacing w:after="20"/>
+        <w:ind w:left="360"/>
+      </w:pPr>
+      <w:r>
+        <w:rPr>
+          <w:rFonts w:ascii="Arial" w:cs="Arial" w:eastAsia="Arial" w:hAnsi="Arial"/>
+          <w:sz w:val="21"/>
+          <w:szCs w:val="21"/>
+        </w:rPr>
+        <w:t xml:space="preserve">B.  It cannot be classified because no indicator turned red</w:t>
+      </w:r>
+    </w:p>
+    <w:p>
+      <w:pPr>
+        <w:keepNext/>
+        <w:spacing w:after="20"/>
+        <w:ind w:left="360"/>
+      </w:pPr>
+      <w:r>
+        <w:rPr>
+          <w:rFonts w:ascii="Arial" w:cs="Arial" w:eastAsia="Arial" w:hAnsi="Arial"/>
+          <w:sz w:val="21"/>
+          <w:szCs w:val="21"/>
+        </w:rPr>
+        <w:t xml:space="preserve">C.  It is a base, because methyl orange is yellowish</w:t>
+      </w:r>
+    </w:p>
+    <w:p>
+      <w:pPr>
+        <w:keepNext/>
+        <w:spacing w:after="20"/>
+        <w:ind w:left="360"/>
+      </w:pPr>
+      <w:r>
+        <w:rPr>
+          <w:rFonts w:ascii="Arial" w:cs="Arial" w:eastAsia="Arial" w:hAnsi="Arial"/>
+          <w:sz w:val="21"/>
+          <w:szCs w:val="21"/>
+        </w:rPr>
+        <w:t xml:space="preserve">D.  It is an acid, because phenolphthalein is colourless</w:t>
       </w:r>
     </w:p>
     <w:p>
@@ -1346,7 +1148,7 @@
           <w:sz w:val="19"/>
           <w:szCs w:val="19"/>
         </w:rPr>
-        <w:t xml:space="preserve">Scientists record what they observe, not what they expected. An unexpected result is useful data and must not be changed to fit a prediction.</w:t>
+        <w:t xml:space="preserve">Neutral substances do not change litmus, leave phenolphthalein colourless and make methyl orange orange-yellow. Colourless phenolphthalein alone cannot separate acids from neutral liquids, so the other indicators must be used as well.</w:t>
       </w:r>
     </w:p>
     <w:p>
@@ -1361,7 +1163,7 @@
           <w:sz w:val="16"/>
           <w:szCs w:val="16"/>
         </w:rPr>
-        <w:t xml:space="preserve">USE AFTER: EXPLAIN PHASE — Explain: eliciting pattern rules across the ACID row of the consensus table</w:t>
+        <w:t xml:space="preserve">USE AFTER: DQB PHASE — DQB: sticky-note questions, clustering, and the SOLVED zone</w:t>
       </w:r>
     </w:p>
     <w:p>
@@ -1377,22 +1179,7 @@
           <w:sz w:val="21"/>
           <w:szCs w:val="21"/>
         </w:rPr>
-        <w:t xml:space="preserve">Q6. A student tests lemon juice with red litmus paper and sees no colour change. She says, "The litmus did not work." Which explanation is correct?</w:t>
-      </w:r>
-    </w:p>
-    <w:p>
-      <w:pPr>
-        <w:keepNext/>
-        <w:spacing w:after="20"/>
-        <w:ind w:left="360"/>
-      </w:pPr>
-      <w:r>
-        <w:rPr>
-          <w:rFonts w:ascii="Arial" w:cs="Arial" w:eastAsia="Arial" w:hAnsi="Arial"/>
-          <w:sz w:val="21"/>
-          <w:szCs w:val="21"/>
-        </w:rPr>
-        <w:t xml:space="preserve">A.  She did not add enough drops, so the test cannot work</w:t>
+        <w:t xml:space="preserve">Q6. After Experiment 1, students can tell whether a liquid is an acid, a base or neutral using indicators. Which question is still NOT answered by this experiment?</w:t>
       </w:r>
     </w:p>
     <w:p>
@@ -1410,37 +1197,52 @@
           <w:sz w:val="21"/>
           <w:szCs w:val="21"/>
         </w:rPr>
-        <w:t xml:space="preserve">B.  Acids turn litmus red, and red litmus is already red, so no change is seen</w:t>
-      </w:r>
-    </w:p>
-    <w:p>
-      <w:pPr>
-        <w:keepNext/>
-        <w:spacing w:after="20"/>
-        <w:ind w:left="360"/>
-      </w:pPr>
-      <w:r>
-        <w:rPr>
-          <w:rFonts w:ascii="Arial" w:cs="Arial" w:eastAsia="Arial" w:hAnsi="Arial"/>
-          <w:sz w:val="21"/>
-          <w:szCs w:val="21"/>
-        </w:rPr>
-        <w:t xml:space="preserve">C.  Litmus paper only works on bases</w:t>
-      </w:r>
-    </w:p>
-    <w:p>
-      <w:pPr>
-        <w:keepNext/>
-        <w:spacing w:after="20"/>
-        <w:ind w:left="360"/>
-      </w:pPr>
-      <w:r>
-        <w:rPr>
-          <w:rFonts w:ascii="Arial" w:cs="Arial" w:eastAsia="Arial" w:hAnsi="Arial"/>
-          <w:sz w:val="21"/>
-          <w:szCs w:val="21"/>
-        </w:rPr>
-        <w:t xml:space="preserve">D.  Lemon juice is neutral, so nothing happens</w:t>
+        <w:t xml:space="preserve">A.  How do acids react, for example do they corrode or react with other substances?</w:t>
+      </w:r>
+    </w:p>
+    <w:p>
+      <w:pPr>
+        <w:keepNext/>
+        <w:spacing w:after="20"/>
+        <w:ind w:left="360"/>
+      </w:pPr>
+      <w:r>
+        <w:rPr>
+          <w:rFonts w:ascii="Arial" w:cs="Arial" w:eastAsia="Arial" w:hAnsi="Arial"/>
+          <w:sz w:val="21"/>
+          <w:szCs w:val="21"/>
+        </w:rPr>
+        <w:t xml:space="preserve">B.  Is baking soda solution a base?</w:t>
+      </w:r>
+    </w:p>
+    <w:p>
+      <w:pPr>
+        <w:keepNext/>
+        <w:spacing w:after="20"/>
+        <w:ind w:left="360"/>
+      </w:pPr>
+      <w:r>
+        <w:rPr>
+          <w:rFonts w:ascii="Arial" w:cs="Arial" w:eastAsia="Arial" w:hAnsi="Arial"/>
+          <w:sz w:val="21"/>
+          <w:szCs w:val="21"/>
+        </w:rPr>
+        <w:t xml:space="preserve">C.  What colour does phenolphthalein turn in a base?</w:t>
+      </w:r>
+    </w:p>
+    <w:p>
+      <w:pPr>
+        <w:keepNext/>
+        <w:spacing w:after="20"/>
+        <w:ind w:left="360"/>
+      </w:pPr>
+      <w:r>
+        <w:rPr>
+          <w:rFonts w:ascii="Arial" w:cs="Arial" w:eastAsia="Arial" w:hAnsi="Arial"/>
+          <w:sz w:val="21"/>
+          <w:szCs w:val="21"/>
+        </w:rPr>
+        <w:t xml:space="preserve">D.  Is vinegar (siki) an acid?</w:t>
       </w:r>
     </w:p>
     <w:p>
@@ -1456,7 +1258,7 @@
           <w:sz w:val="21"/>
           <w:szCs w:val="21"/>
         </w:rPr>
-        <w:t xml:space="preserve">Correct answer: B. </w:t>
+        <w:t xml:space="preserve">Correct answer: A. </w:t>
       </w:r>
       <w:r>
         <w:rPr>
@@ -1465,7 +1267,7 @@
           <w:sz w:val="19"/>
           <w:szCs w:val="19"/>
         </w:rPr>
-        <w:t xml:space="preserve">An acid turns blue litmus red and leaves red litmus red. Red litmus is already red, so no change is visible even though lemon juice is an acid.</w:t>
+        <w:t xml:space="preserve">Indicators only classify a liquid by colour change. They do not show what an acid will do chemically, and this question leads into the next lesson. The other three questions were answered by today's results.</w:t>
       </w:r>
     </w:p>
     <w:p>
@@ -1480,7 +1282,7 @@
           <w:sz w:val="16"/>
           <w:szCs w:val="16"/>
         </w:rPr>
-        <w:t xml:space="preserve">USE AFTER: EXPLAIN PHASE — Explain: classification column in the Consensus Results Table</w:t>
+        <w:t xml:space="preserve">USE AFTER: MODEL BUILDING PHASE — Anchor model revision: labelling each cup as ACID, BASE or NEUTRAL</w:t>
       </w:r>
     </w:p>
     <w:p>
@@ -1496,37 +1298,52 @@
           <w:sz w:val="21"/>
           <w:szCs w:val="21"/>
         </w:rPr>
-        <w:t xml:space="preserve">Q7. A solution is tested with four indicators. Red litmus: no change. Blue litmus: no change. Phenolphthalein: colourless. Methyl orange: orange-yellow. How should the solution be classified?</w:t>
-      </w:r>
-    </w:p>
-    <w:p>
-      <w:pPr>
-        <w:keepNext/>
-        <w:spacing w:after="20"/>
-        <w:ind w:left="360"/>
-      </w:pPr>
-      <w:r>
-        <w:rPr>
-          <w:rFonts w:ascii="Arial" w:cs="Arial" w:eastAsia="Arial" w:hAnsi="Arial"/>
-          <w:sz w:val="21"/>
-          <w:szCs w:val="21"/>
-        </w:rPr>
-        <w:t xml:space="preserve">A.  Acid, because phenolphthalein is colourless</w:t>
-      </w:r>
-    </w:p>
-    <w:p>
-      <w:pPr>
-        <w:keepNext/>
-        <w:spacing w:after="20"/>
-        <w:ind w:left="360"/>
-      </w:pPr>
-      <w:r>
-        <w:rPr>
-          <w:rFonts w:ascii="Arial" w:cs="Arial" w:eastAsia="Arial" w:hAnsi="Arial"/>
-          <w:sz w:val="21"/>
-          <w:szCs w:val="21"/>
-        </w:rPr>
-        <w:t xml:space="preserve">B.  Base, because methyl orange is yellow-coloured</w:t>
+        <w:t xml:space="preserve">Q7. A student revises a model by labelling the liquids tested in Experiment 1 using the evidence. Which set of labels is correct?</w:t>
+      </w:r>
+    </w:p>
+    <w:p>
+      <w:pPr>
+        <w:keepNext/>
+        <w:spacing w:after="20"/>
+        <w:ind w:left="360"/>
+      </w:pPr>
+      <w:r>
+        <w:rPr>
+          <w:rFonts w:ascii="Arial" w:cs="Arial" w:eastAsia="Arial" w:hAnsi="Arial"/>
+          <w:sz w:val="21"/>
+          <w:szCs w:val="21"/>
+        </w:rPr>
+        <w:t xml:space="preserve">A.  Lemon juice: base; baking soda solution: acid; tap water: neutral</w:t>
+      </w:r>
+    </w:p>
+    <w:p>
+      <w:pPr>
+        <w:keepNext/>
+        <w:spacing w:after="20"/>
+        <w:ind w:left="360"/>
+      </w:pPr>
+      <w:r>
+        <w:rPr>
+          <w:rFonts w:ascii="Arial" w:cs="Arial" w:eastAsia="Arial" w:hAnsi="Arial"/>
+          <w:sz w:val="21"/>
+          <w:szCs w:val="21"/>
+        </w:rPr>
+        <w:t xml:space="preserve">B.  Lemon juice: neutral; baking soda solution: base; tap water: acid</w:t>
+      </w:r>
+    </w:p>
+    <w:p>
+      <w:pPr>
+        <w:keepNext/>
+        <w:spacing w:after="20"/>
+        <w:ind w:left="360"/>
+      </w:pPr>
+      <w:r>
+        <w:rPr>
+          <w:rFonts w:ascii="Arial" w:cs="Arial" w:eastAsia="Arial" w:hAnsi="Arial"/>
+          <w:sz w:val="21"/>
+          <w:szCs w:val="21"/>
+        </w:rPr>
+        <w:t xml:space="preserve">C.  Lemon juice: acid; baking soda solution: neutral; tap water: base</w:t>
       </w:r>
     </w:p>
     <w:p>
@@ -1544,22 +1361,7 @@
           <w:sz w:val="21"/>
           <w:szCs w:val="21"/>
         </w:rPr>
-        <w:t xml:space="preserve">C.  Neutral, because all the indicators show the neutral results</w:t>
-      </w:r>
-    </w:p>
-    <w:p>
-      <w:pPr>
-        <w:keepNext/>
-        <w:spacing w:after="20"/>
-        <w:ind w:left="360"/>
-      </w:pPr>
-      <w:r>
-        <w:rPr>
-          <w:rFonts w:ascii="Arial" w:cs="Arial" w:eastAsia="Arial" w:hAnsi="Arial"/>
-          <w:sz w:val="21"/>
-          <w:szCs w:val="21"/>
-        </w:rPr>
-        <w:t xml:space="preserve">D.  Base, because the litmus papers did not turn red</w:t>
+        <w:t xml:space="preserve">D.  Lemon juice: acid; baking soda solution: base; tap water: neutral</w:t>
       </w:r>
     </w:p>
     <w:p>
@@ -1575,7 +1377,7 @@
           <w:sz w:val="21"/>
           <w:szCs w:val="21"/>
         </w:rPr>
-        <w:t xml:space="preserve">Correct answer: C. </w:t>
+        <w:t xml:space="preserve">Correct answer: D. </w:t>
       </w:r>
       <w:r>
         <w:rPr>
@@ -1584,364 +1386,7 @@
           <w:sz w:val="19"/>
           <w:szCs w:val="19"/>
         </w:rPr>
-        <w:t xml:space="preserve">No change in either litmus, colourless phenolphthalein and orange-yellow methyl orange together show a neutral substance, like tap water. Using several indicators avoids wrong conclusions from one result.</w:t>
-      </w:r>
-    </w:p>
-    <w:p>
-      <w:pPr>
-        <w:keepNext/>
-        <w:spacing w:after="40" w:before="200"/>
-      </w:pPr>
-      <w:r>
-        <w:rPr>
-          <w:rFonts w:ascii="Arial" w:cs="Arial" w:eastAsia="Arial" w:hAnsi="Arial"/>
-          <w:color w:val="1F6B75"/>
-          <w:sz w:val="16"/>
-          <w:szCs w:val="16"/>
-        </w:rPr>
-        <w:t xml:space="preserve">USE AFTER: EXPLAIN PHASE — Explain: Pattern Statement for each indicator (phenolphthalein)</w:t>
-      </w:r>
-    </w:p>
-    <w:p>
-      <w:pPr>
-        <w:keepNext/>
-        <w:spacing w:after="80"/>
-      </w:pPr>
-      <w:r>
-        <w:rPr>
-          <w:rFonts w:ascii="Arial" w:cs="Arial" w:eastAsia="Arial" w:hAnsi="Arial"/>
-          <w:b/>
-          <w:bCs/>
-          <w:sz w:val="21"/>
-          <w:szCs w:val="21"/>
-        </w:rPr>
-        <w:t xml:space="preserve">Q8. A student adds phenolphthalein to an unknown solution and it stays colourless. What can the student correctly conclude?</w:t>
-      </w:r>
-    </w:p>
-    <w:p>
-      <w:pPr>
-        <w:keepNext/>
-        <w:spacing w:after="20"/>
-        <w:ind w:left="360"/>
-      </w:pPr>
-      <w:r>
-        <w:rPr>
-          <w:rFonts w:ascii="Arial" w:cs="Arial" w:eastAsia="Arial" w:hAnsi="Arial"/>
-          <w:sz w:val="21"/>
-          <w:szCs w:val="21"/>
-        </w:rPr>
-        <w:t xml:space="preserve">A.  The solution is an acid</w:t>
-      </w:r>
-    </w:p>
-    <w:p>
-      <w:pPr>
-        <w:keepNext/>
-        <w:spacing w:after="20"/>
-        <w:ind w:left="360"/>
-      </w:pPr>
-      <w:r>
-        <w:rPr>
-          <w:rFonts w:ascii="Arial" w:cs="Arial" w:eastAsia="Arial" w:hAnsi="Arial"/>
-          <w:sz w:val="21"/>
-          <w:szCs w:val="21"/>
-        </w:rPr>
-        <w:t xml:space="preserve">B.  The solution is neutral</w:t>
-      </w:r>
-    </w:p>
-    <w:p>
-      <w:pPr>
-        <w:keepNext/>
-        <w:spacing w:after="20"/>
-        <w:ind w:left="360"/>
-      </w:pPr>
-      <w:r>
-        <w:rPr>
-          <w:rFonts w:ascii="Arial" w:cs="Arial" w:eastAsia="Arial" w:hAnsi="Arial"/>
-          <w:b/>
-          <w:bCs/>
-          <w:color w:val="2E7D4F"/>
-          <w:sz w:val="21"/>
-          <w:szCs w:val="21"/>
-        </w:rPr>
-        <w:t xml:space="preserve">C.  The solution is not a base, but it could be an acid or neutral, so another indicator is needed</w:t>
-      </w:r>
-    </w:p>
-    <w:p>
-      <w:pPr>
-        <w:keepNext/>
-        <w:spacing w:after="20"/>
-        <w:ind w:left="360"/>
-      </w:pPr>
-      <w:r>
-        <w:rPr>
-          <w:rFonts w:ascii="Arial" w:cs="Arial" w:eastAsia="Arial" w:hAnsi="Arial"/>
-          <w:sz w:val="21"/>
-          <w:szCs w:val="21"/>
-        </w:rPr>
-        <w:t xml:space="preserve">D.  The solution is a base</w:t>
-      </w:r>
-    </w:p>
-    <w:p>
-      <w:pPr>
-        <w:spacing w:after="120" w:before="60"/>
-      </w:pPr>
-      <w:r>
-        <w:rPr>
-          <w:rFonts w:ascii="Arial" w:cs="Arial" w:eastAsia="Arial" w:hAnsi="Arial"/>
-          <w:b/>
-          <w:bCs/>
-          <w:color w:val="2E7D4F"/>
-          <w:sz w:val="21"/>
-          <w:szCs w:val="21"/>
-        </w:rPr>
-        <w:t xml:space="preserve">Correct answer: C. </w:t>
-      </w:r>
-      <w:r>
-        <w:rPr>
-          <w:rFonts w:ascii="Arial" w:cs="Arial" w:eastAsia="Arial" w:hAnsi="Arial"/>
-          <w:color w:val="444444"/>
-          <w:sz w:val="19"/>
-          <w:szCs w:val="19"/>
-        </w:rPr>
-        <w:t xml:space="preserve">Phenolphthalein is colourless in both acids and neutral solutions and pink only in bases. Colourless means the solution is not a base, but another indicator such as methyl orange is needed to tell acid from neutral.</w:t>
-      </w:r>
-    </w:p>
-    <w:p>
-      <w:pPr>
-        <w:keepNext/>
-        <w:spacing w:after="40" w:before="200"/>
-      </w:pPr>
-      <w:r>
-        <w:rPr>
-          <w:rFonts w:ascii="Arial" w:cs="Arial" w:eastAsia="Arial" w:hAnsi="Arial"/>
-          <w:color w:val="1F6B75"/>
-          <w:sz w:val="16"/>
-          <w:szCs w:val="16"/>
-        </w:rPr>
-        <w:t xml:space="preserve">USE AFTER: DQB PHASE — DQB: 'SOLVED' zone, moving answered questions from Lessons 1–3</w:t>
-      </w:r>
-    </w:p>
-    <w:p>
-      <w:pPr>
-        <w:keepNext/>
-        <w:spacing w:after="80"/>
-      </w:pPr>
-      <w:r>
-        <w:rPr>
-          <w:rFonts w:ascii="Arial" w:cs="Arial" w:eastAsia="Arial" w:hAnsi="Arial"/>
-          <w:b/>
-          <w:bCs/>
-          <w:sz w:val="21"/>
-          <w:szCs w:val="21"/>
-        </w:rPr>
-        <w:t xml:space="preserve">Q9. After today's experiment, which question from earlier lessons can the class move to the 'SOLVED' zone on the Driving Question Board?</w:t>
-      </w:r>
-    </w:p>
-    <w:p>
-      <w:pPr>
-        <w:keepNext/>
-        <w:spacing w:after="20"/>
-        <w:ind w:left="360"/>
-      </w:pPr>
-      <w:r>
-        <w:rPr>
-          <w:rFonts w:ascii="Arial" w:cs="Arial" w:eastAsia="Arial" w:hAnsi="Arial"/>
-          <w:sz w:val="21"/>
-          <w:szCs w:val="21"/>
-        </w:rPr>
-        <w:t xml:space="preserve">A.  Will an acid harm our stomach or corrode metal?</w:t>
-      </w:r>
-    </w:p>
-    <w:p>
-      <w:pPr>
-        <w:keepNext/>
-        <w:spacing w:after="20"/>
-        <w:ind w:left="360"/>
-      </w:pPr>
-      <w:r>
-        <w:rPr>
-          <w:rFonts w:ascii="Arial" w:cs="Arial" w:eastAsia="Arial" w:hAnsi="Arial"/>
-          <w:b/>
-          <w:bCs/>
-          <w:color w:val="2E7D4F"/>
-          <w:sz w:val="21"/>
-          <w:szCs w:val="21"/>
-        </w:rPr>
-        <w:t xml:space="preserve">B.  Which of these familiar liquids are acids and which are bases?</w:t>
-      </w:r>
-    </w:p>
-    <w:p>
-      <w:pPr>
-        <w:keepNext/>
-        <w:spacing w:after="20"/>
-        <w:ind w:left="360"/>
-      </w:pPr>
-      <w:r>
-        <w:rPr>
-          <w:rFonts w:ascii="Arial" w:cs="Arial" w:eastAsia="Arial" w:hAnsi="Arial"/>
-          <w:sz w:val="21"/>
-          <w:szCs w:val="21"/>
-        </w:rPr>
-        <w:t xml:space="preserve">C.  Why do acids make some substances fizz?</w:t>
-      </w:r>
-    </w:p>
-    <w:p>
-      <w:pPr>
-        <w:keepNext/>
-        <w:spacing w:after="20"/>
-        <w:ind w:left="360"/>
-      </w:pPr>
-      <w:r>
-        <w:rPr>
-          <w:rFonts w:ascii="Arial" w:cs="Arial" w:eastAsia="Arial" w:hAnsi="Arial"/>
-          <w:sz w:val="21"/>
-          <w:szCs w:val="21"/>
-        </w:rPr>
-        <w:t xml:space="preserve">D.  How can we measure exactly how acidic a liquid is?</w:t>
-      </w:r>
-    </w:p>
-    <w:p>
-      <w:pPr>
-        <w:spacing w:after="120" w:before="60"/>
-      </w:pPr>
-      <w:r>
-        <w:rPr>
-          <w:rFonts w:ascii="Arial" w:cs="Arial" w:eastAsia="Arial" w:hAnsi="Arial"/>
-          <w:b/>
-          <w:bCs/>
-          <w:color w:val="2E7D4F"/>
-          <w:sz w:val="21"/>
-          <w:szCs w:val="21"/>
-        </w:rPr>
-        <w:t xml:space="preserve">Correct answer: B. </w:t>
-      </w:r>
-      <w:r>
-        <w:rPr>
-          <w:rFonts w:ascii="Arial" w:cs="Arial" w:eastAsia="Arial" w:hAnsi="Arial"/>
-          <w:color w:val="444444"/>
-          <w:sz w:val="19"/>
-          <w:szCs w:val="19"/>
-        </w:rPr>
-        <w:t xml:space="preserve">Testing familiar liquids with litmus, phenolphthalein and methyl orange shows which are acidic, basic or neutral. Measuring how acidic something is and how acids react are still unanswered.</w:t>
-      </w:r>
-    </w:p>
-    <w:p>
-      <w:pPr>
-        <w:keepNext/>
-        <w:spacing w:after="40" w:before="200"/>
-      </w:pPr>
-      <w:r>
-        <w:rPr>
-          <w:rFonts w:ascii="Arial" w:cs="Arial" w:eastAsia="Arial" w:hAnsi="Arial"/>
-          <w:color w:val="1F6B75"/>
-          <w:sz w:val="16"/>
-          <w:szCs w:val="16"/>
-        </w:rPr>
-        <w:t xml:space="preserve">USE AFTER: MODEL BUILDING PHASE — Model, Guided revision Step 1: label every cup Acid, Base or Neutral</w:t>
-      </w:r>
-    </w:p>
-    <w:p>
-      <w:pPr>
-        <w:keepNext/>
-        <w:spacing w:after="80"/>
-      </w:pPr>
-      <w:r>
-        <w:rPr>
-          <w:rFonts w:ascii="Arial" w:cs="Arial" w:eastAsia="Arial" w:hAnsi="Arial"/>
-          <w:b/>
-          <w:bCs/>
-          <w:sz w:val="21"/>
-          <w:szCs w:val="21"/>
-        </w:rPr>
-        <w:t xml:space="preserve">Q10. Revising your model using today's evidence, which set of labels is correct?</w:t>
-      </w:r>
-    </w:p>
-    <w:p>
-      <w:pPr>
-        <w:keepNext/>
-        <w:spacing w:after="20"/>
-        <w:ind w:left="360"/>
-      </w:pPr>
-      <w:r>
-        <w:rPr>
-          <w:rFonts w:ascii="Arial" w:cs="Arial" w:eastAsia="Arial" w:hAnsi="Arial"/>
-          <w:sz w:val="21"/>
-          <w:szCs w:val="21"/>
-        </w:rPr>
-        <w:t xml:space="preserve">A.  Lemon juice: neutral; baking soda solution: base; tap water: acid</w:t>
-      </w:r>
-    </w:p>
-    <w:p>
-      <w:pPr>
-        <w:keepNext/>
-        <w:spacing w:after="20"/>
-        <w:ind w:left="360"/>
-      </w:pPr>
-      <w:r>
-        <w:rPr>
-          <w:rFonts w:ascii="Arial" w:cs="Arial" w:eastAsia="Arial" w:hAnsi="Arial"/>
-          <w:b/>
-          <w:bCs/>
-          <w:color w:val="2E7D4F"/>
-          <w:sz w:val="21"/>
-          <w:szCs w:val="21"/>
-        </w:rPr>
-        <w:t xml:space="preserve">B.  Lemon juice: acid; baking soda solution: base; tap water: neutral</w:t>
-      </w:r>
-    </w:p>
-    <w:p>
-      <w:pPr>
-        <w:keepNext/>
-        <w:spacing w:after="20"/>
-        <w:ind w:left="360"/>
-      </w:pPr>
-      <w:r>
-        <w:rPr>
-          <w:rFonts w:ascii="Arial" w:cs="Arial" w:eastAsia="Arial" w:hAnsi="Arial"/>
-          <w:sz w:val="21"/>
-          <w:szCs w:val="21"/>
-        </w:rPr>
-        <w:t xml:space="preserve">C.  Lemon juice: base; baking soda solution: acid; tap water: neutral</w:t>
-      </w:r>
-    </w:p>
-    <w:p>
-      <w:pPr>
-        <w:keepNext/>
-        <w:spacing w:after="20"/>
-        <w:ind w:left="360"/>
-      </w:pPr>
-      <w:r>
-        <w:rPr>
-          <w:rFonts w:ascii="Arial" w:cs="Arial" w:eastAsia="Arial" w:hAnsi="Arial"/>
-          <w:sz w:val="21"/>
-          <w:szCs w:val="21"/>
-        </w:rPr>
-        <w:t xml:space="preserve">D.  Lemon juice: acid; baking soda solution: neutral; tap water: base</w:t>
-      </w:r>
-    </w:p>
-    <w:p>
-      <w:pPr>
-        <w:spacing w:after="120" w:before="60"/>
-      </w:pPr>
-      <w:r>
-        <w:rPr>
-          <w:rFonts w:ascii="Arial" w:cs="Arial" w:eastAsia="Arial" w:hAnsi="Arial"/>
-          <w:b/>
-          <w:bCs/>
-          <w:color w:val="2E7D4F"/>
-          <w:sz w:val="21"/>
-          <w:szCs w:val="21"/>
-        </w:rPr>
-        <w:t xml:space="preserve">Correct answer: B. </w:t>
-      </w:r>
-      <w:r>
-        <w:rPr>
-          <w:rFonts w:ascii="Arial" w:cs="Arial" w:eastAsia="Arial" w:hAnsi="Arial"/>
-          <w:color w:val="444444"/>
-          <w:sz w:val="19"/>
-          <w:szCs w:val="19"/>
-        </w:rPr>
-        <w:t xml:space="preserve">Lemon juice is acidic and baking soda solution is basic, based on the indicator results. Tap water is neutral because it causes no colour change in litmus.</w:t>
+        <w:t xml:space="preserve">Lemon juice is an acid (blue litmus turns red). Baking soda solution is a base (red litmus turns blue, phenolphthalein turns pink). Tap water is neutral (no change).</w:t>
       </w:r>
     </w:p>
     <w:p>
@@ -1960,7 +1405,7 @@
         </w:rPr>
         <w:t xml:space="preserve">© 2026 SeaVuria and ARES. Aligned with KICD objectives. Developed by SeaVuria; technical implementation by ARES (with AI assistance from Claude). Licensed under </w:t>
       </w:r>
-      <w:hyperlink w:history="1" r:id="rId-mrq151lc4kajilbb3i8r">
+      <w:hyperlink w:history="1" r:id="rId5dgpqnzul1tvsvlem7bag">
         <w:r>
           <w:rPr>
             <w:rFonts w:ascii="Arial" w:cs="Arial" w:eastAsia="Arial" w:hAnsi="Arial"/>
@@ -1981,7 +1426,7 @@
         </w:rPr>
         <w:t xml:space="preserve"> (</w:t>
       </w:r>
-      <w:hyperlink w:history="1" r:id="rIdox-iic9xavcphflvvqrzb">
+      <w:hyperlink w:history="1" r:id="rIdunbxy9bnquzsdqsbeglf5">
         <w:r>
           <w:rPr>
             <w:rFonts w:ascii="Arial" w:cs="Arial" w:eastAsia="Arial" w:hAnsi="Arial"/>

--- a/data/outputs/v2/Chemistry/SS3.1_Acids_and_Bases/quiz/Chemistry_G10_SS3.1_Acids_and_Bases_L4_AnswerKey.docx
+++ b/data/outputs/v2/Chemistry/SS3.1_Acids_and_Bases/quiz/Chemistry_G10_SS3.1_Acids_and_Bases_L4_AnswerKey.docx
@@ -1405,7 +1405,7 @@
         </w:rPr>
         <w:t xml:space="preserve">© 2026 SeaVuria and ARES. Aligned with KICD objectives. Developed by SeaVuria; technical implementation by ARES (with AI assistance from Claude). Licensed under </w:t>
       </w:r>
-      <w:hyperlink w:history="1" r:id="rId5dgpqnzul1tvsvlem7bag">
+      <w:hyperlink w:history="1" r:id="rIdqa8qutncb101t1shdhpqz">
         <w:r>
           <w:rPr>
             <w:rFonts w:ascii="Arial" w:cs="Arial" w:eastAsia="Arial" w:hAnsi="Arial"/>
@@ -1426,7 +1426,7 @@
         </w:rPr>
         <w:t xml:space="preserve"> (</w:t>
       </w:r>
-      <w:hyperlink w:history="1" r:id="rIdunbxy9bnquzsdqsbeglf5">
+      <w:hyperlink w:history="1" r:id="rIdwpjnl8l5zxh0dq439jgv9">
         <w:r>
           <w:rPr>
             <w:rFonts w:ascii="Arial" w:cs="Arial" w:eastAsia="Arial" w:hAnsi="Arial"/>

--- a/data/outputs/v2/Chemistry/SS3.1_Acids_and_Bases/quiz/Chemistry_G10_SS3.1_Acids_and_Bases_L4_AnswerKey.docx
+++ b/data/outputs/v2/Chemistry/SS3.1_Acids_and_Bases/quiz/Chemistry_G10_SS3.1_Acids_and_Bases_L4_AnswerKey.docx
@@ -1405,7 +1405,7 @@
         </w:rPr>
         <w:t xml:space="preserve">© 2026 SeaVuria and ARES. Aligned with KICD objectives. Developed by SeaVuria; technical implementation by ARES (with AI assistance from Claude). Licensed under </w:t>
       </w:r>
-      <w:hyperlink w:history="1" r:id="rIdqa8qutncb101t1shdhpqz">
+      <w:hyperlink w:history="1" r:id="rIdxgsxpovrhuud-wat4hmy3">
         <w:r>
           <w:rPr>
             <w:rFonts w:ascii="Arial" w:cs="Arial" w:eastAsia="Arial" w:hAnsi="Arial"/>
@@ -1426,7 +1426,7 @@
         </w:rPr>
         <w:t xml:space="preserve"> (</w:t>
       </w:r>
-      <w:hyperlink w:history="1" r:id="rIdwpjnl8l5zxh0dq439jgv9">
+      <w:hyperlink w:history="1" r:id="rIda_hzw_wfjxmbnsh944yee">
         <w:r>
           <w:rPr>
             <w:rFonts w:ascii="Arial" w:cs="Arial" w:eastAsia="Arial" w:hAnsi="Arial"/>

--- a/data/outputs/v2/Chemistry/SS3.1_Acids_and_Bases/quiz/Chemistry_G10_SS3.1_Acids_and_Bases_L4_AnswerKey.docx
+++ b/data/outputs/v2/Chemistry/SS3.1_Acids_and_Bases/quiz/Chemistry_G10_SS3.1_Acids_and_Bases_L4_AnswerKey.docx
@@ -29,7 +29,7 @@
           <w:sz w:val="20"/>
           <w:szCs w:val="20"/>
         </w:rPr>
-        <w:t xml:space="preserve">Sub-Strand 3.1: Acids and Bases  •  Lesson 4: Differences Between Acids and Bases Using Commercial Indicators</w:t>
+        <w:t xml:space="preserve">Sub-Strand 3.1: Acids and Bases  •  Lesson 4: Why is Lemon Juice Sour? Acids Release H⁺ Ions in Water (Arrhenius Definition)</w:t>
       </w:r>
     </w:p>
     <w:p>
@@ -64,7 +64,7 @@
     </w:p>
     <w:tbl>
       <w:tblPr>
-        <w:tblW w:type="dxa" w:w="9359"/>
+        <w:tblW w:type="dxa" w:w="9360"/>
         <w:tblBorders>
           <w:top w:val="single" w:color="auto" w:sz="4"/>
           <w:left w:val="single" w:color="auto" w:sz="4"/>
@@ -75,18 +75,19 @@
         </w:tblBorders>
       </w:tblPr>
       <w:tblGrid>
-        <w:gridCol w:w="1337"/>
-        <w:gridCol w:w="1337"/>
-        <w:gridCol w:w="1337"/>
-        <w:gridCol w:w="1337"/>
-        <w:gridCol w:w="1337"/>
-        <w:gridCol w:w="1337"/>
-        <w:gridCol w:w="1337"/>
+        <w:gridCol w:w="1170"/>
+        <w:gridCol w:w="1170"/>
+        <w:gridCol w:w="1170"/>
+        <w:gridCol w:w="1170"/>
+        <w:gridCol w:w="1170"/>
+        <w:gridCol w:w="1170"/>
+        <w:gridCol w:w="1170"/>
+        <w:gridCol w:w="1170"/>
       </w:tblGrid>
       <w:tr>
         <w:tc>
           <w:tcPr>
-            <w:tcW w:type="dxa" w:w="1337"/>
+            <w:tcW w:type="dxa" w:w="1170"/>
             <w:tcBorders>
               <w:top w:val="single" w:color="BBBBBB" w:sz="4"/>
               <w:left w:val="single" w:color="BBBBBB" w:sz="4"/>
@@ -119,7 +120,7 @@
         </w:tc>
         <w:tc>
           <w:tcPr>
-            <w:tcW w:type="dxa" w:w="1337"/>
+            <w:tcW w:type="dxa" w:w="1170"/>
             <w:tcBorders>
               <w:top w:val="single" w:color="BBBBBB" w:sz="4"/>
               <w:left w:val="single" w:color="BBBBBB" w:sz="4"/>
@@ -152,7 +153,7 @@
         </w:tc>
         <w:tc>
           <w:tcPr>
-            <w:tcW w:type="dxa" w:w="1337"/>
+            <w:tcW w:type="dxa" w:w="1170"/>
             <w:tcBorders>
               <w:top w:val="single" w:color="BBBBBB" w:sz="4"/>
               <w:left w:val="single" w:color="BBBBBB" w:sz="4"/>
@@ -185,7 +186,7 @@
         </w:tc>
         <w:tc>
           <w:tcPr>
-            <w:tcW w:type="dxa" w:w="1337"/>
+            <w:tcW w:type="dxa" w:w="1170"/>
             <w:tcBorders>
               <w:top w:val="single" w:color="BBBBBB" w:sz="4"/>
               <w:left w:val="single" w:color="BBBBBB" w:sz="4"/>
@@ -218,7 +219,7 @@
         </w:tc>
         <w:tc>
           <w:tcPr>
-            <w:tcW w:type="dxa" w:w="1337"/>
+            <w:tcW w:type="dxa" w:w="1170"/>
             <w:tcBorders>
               <w:top w:val="single" w:color="BBBBBB" w:sz="4"/>
               <w:left w:val="single" w:color="BBBBBB" w:sz="4"/>
@@ -251,7 +252,7 @@
         </w:tc>
         <w:tc>
           <w:tcPr>
-            <w:tcW w:type="dxa" w:w="1337"/>
+            <w:tcW w:type="dxa" w:w="1170"/>
             <w:tcBorders>
               <w:top w:val="single" w:color="BBBBBB" w:sz="4"/>
               <w:left w:val="single" w:color="BBBBBB" w:sz="4"/>
@@ -284,7 +285,7 @@
         </w:tc>
         <w:tc>
           <w:tcPr>
-            <w:tcW w:type="dxa" w:w="1337"/>
+            <w:tcW w:type="dxa" w:w="1170"/>
             <w:tcBorders>
               <w:top w:val="single" w:color="BBBBBB" w:sz="4"/>
               <w:left w:val="single" w:color="BBBBBB" w:sz="4"/>
@@ -315,11 +316,44 @@
             </w:r>
           </w:p>
         </w:tc>
+        <w:tc>
+          <w:tcPr>
+            <w:tcW w:type="dxa" w:w="1170"/>
+            <w:tcBorders>
+              <w:top w:val="single" w:color="BBBBBB" w:sz="4"/>
+              <w:left w:val="single" w:color="BBBBBB" w:sz="4"/>
+              <w:bottom w:val="single" w:color="BBBBBB" w:sz="4"/>
+              <w:right w:val="single" w:color="BBBBBB" w:sz="4"/>
+            </w:tcBorders>
+            <w:shd w:fill="D9EEF1" w:val="clear"/>
+            <w:tcMar>
+              <w:top w:type="dxa" w:w="60"/>
+              <w:left w:type="dxa" w:w="80"/>
+              <w:bottom w:type="dxa" w:w="60"/>
+              <w:right w:type="dxa" w:w="80"/>
+            </w:tcMar>
+          </w:tcPr>
+          <w:p>
+            <w:pPr>
+              <w:jc w:val="center"/>
+            </w:pPr>
+            <w:r>
+              <w:rPr>
+                <w:rFonts w:ascii="Arial" w:cs="Arial" w:eastAsia="Arial" w:hAnsi="Arial"/>
+                <w:b/>
+                <w:bCs/>
+                <w:sz w:val="21"/>
+                <w:szCs w:val="21"/>
+              </w:rPr>
+              <w:t xml:space="preserve">Q8</w:t>
+            </w:r>
+          </w:p>
+        </w:tc>
       </w:tr>
       <w:tr>
         <w:tc>
           <w:tcPr>
-            <w:tcW w:type="dxa" w:w="1337"/>
+            <w:tcW w:type="dxa" w:w="1170"/>
             <w:tcBorders>
               <w:top w:val="single" w:color="BBBBBB" w:sz="4"/>
               <w:left w:val="single" w:color="BBBBBB" w:sz="4"/>
@@ -351,7 +385,7 @@
         </w:tc>
         <w:tc>
           <w:tcPr>
-            <w:tcW w:type="dxa" w:w="1337"/>
+            <w:tcW w:type="dxa" w:w="1170"/>
             <w:tcBorders>
               <w:top w:val="single" w:color="BBBBBB" w:sz="4"/>
               <w:left w:val="single" w:color="BBBBBB" w:sz="4"/>
@@ -377,13 +411,13 @@
                 <w:sz w:val="21"/>
                 <w:szCs w:val="21"/>
               </w:rPr>
-              <w:t xml:space="preserve">A</w:t>
+              <w:t xml:space="preserve">C</w:t>
             </w:r>
           </w:p>
         </w:tc>
         <w:tc>
           <w:tcPr>
-            <w:tcW w:type="dxa" w:w="1337"/>
+            <w:tcW w:type="dxa" w:w="1170"/>
             <w:tcBorders>
               <w:top w:val="single" w:color="BBBBBB" w:sz="4"/>
               <w:left w:val="single" w:color="BBBBBB" w:sz="4"/>
@@ -409,13 +443,109 @@
                 <w:sz w:val="21"/>
                 <w:szCs w:val="21"/>
               </w:rPr>
-              <w:t xml:space="preserve">A</w:t>
+              <w:t xml:space="preserve">D</w:t>
             </w:r>
           </w:p>
         </w:tc>
         <w:tc>
           <w:tcPr>
-            <w:tcW w:type="dxa" w:w="1337"/>
+            <w:tcW w:type="dxa" w:w="1170"/>
+            <w:tcBorders>
+              <w:top w:val="single" w:color="BBBBBB" w:sz="4"/>
+              <w:left w:val="single" w:color="BBBBBB" w:sz="4"/>
+              <w:bottom w:val="single" w:color="BBBBBB" w:sz="4"/>
+              <w:right w:val="single" w:color="BBBBBB" w:sz="4"/>
+            </w:tcBorders>
+            <w:tcMar>
+              <w:top w:type="dxa" w:w="60"/>
+              <w:left w:type="dxa" w:w="80"/>
+              <w:bottom w:type="dxa" w:w="60"/>
+              <w:right w:type="dxa" w:w="80"/>
+            </w:tcMar>
+          </w:tcPr>
+          <w:p>
+            <w:pPr>
+              <w:jc w:val="center"/>
+            </w:pPr>
+            <w:r>
+              <w:rPr>
+                <w:rFonts w:ascii="Arial" w:cs="Arial" w:eastAsia="Arial" w:hAnsi="Arial"/>
+                <w:b/>
+                <w:bCs/>
+                <w:sz w:val="21"/>
+                <w:szCs w:val="21"/>
+              </w:rPr>
+              <w:t xml:space="preserve">C</w:t>
+            </w:r>
+          </w:p>
+        </w:tc>
+        <w:tc>
+          <w:tcPr>
+            <w:tcW w:type="dxa" w:w="1170"/>
+            <w:tcBorders>
+              <w:top w:val="single" w:color="BBBBBB" w:sz="4"/>
+              <w:left w:val="single" w:color="BBBBBB" w:sz="4"/>
+              <w:bottom w:val="single" w:color="BBBBBB" w:sz="4"/>
+              <w:right w:val="single" w:color="BBBBBB" w:sz="4"/>
+            </w:tcBorders>
+            <w:tcMar>
+              <w:top w:type="dxa" w:w="60"/>
+              <w:left w:type="dxa" w:w="80"/>
+              <w:bottom w:type="dxa" w:w="60"/>
+              <w:right w:type="dxa" w:w="80"/>
+            </w:tcMar>
+          </w:tcPr>
+          <w:p>
+            <w:pPr>
+              <w:jc w:val="center"/>
+            </w:pPr>
+            <w:r>
+              <w:rPr>
+                <w:rFonts w:ascii="Arial" w:cs="Arial" w:eastAsia="Arial" w:hAnsi="Arial"/>
+                <w:b/>
+                <w:bCs/>
+                <w:sz w:val="21"/>
+                <w:szCs w:val="21"/>
+              </w:rPr>
+              <w:t xml:space="preserve">C</w:t>
+            </w:r>
+          </w:p>
+        </w:tc>
+        <w:tc>
+          <w:tcPr>
+            <w:tcW w:type="dxa" w:w="1170"/>
+            <w:tcBorders>
+              <w:top w:val="single" w:color="BBBBBB" w:sz="4"/>
+              <w:left w:val="single" w:color="BBBBBB" w:sz="4"/>
+              <w:bottom w:val="single" w:color="BBBBBB" w:sz="4"/>
+              <w:right w:val="single" w:color="BBBBBB" w:sz="4"/>
+            </w:tcBorders>
+            <w:tcMar>
+              <w:top w:type="dxa" w:w="60"/>
+              <w:left w:type="dxa" w:w="80"/>
+              <w:bottom w:type="dxa" w:w="60"/>
+              <w:right w:type="dxa" w:w="80"/>
+            </w:tcMar>
+          </w:tcPr>
+          <w:p>
+            <w:pPr>
+              <w:jc w:val="center"/>
+            </w:pPr>
+            <w:r>
+              <w:rPr>
+                <w:rFonts w:ascii="Arial" w:cs="Arial" w:eastAsia="Arial" w:hAnsi="Arial"/>
+                <w:b/>
+                <w:bCs/>
+                <w:sz w:val="21"/>
+                <w:szCs w:val="21"/>
+              </w:rPr>
+              <w:t xml:space="preserve">C</w:t>
+            </w:r>
+          </w:p>
+        </w:tc>
+        <w:tc>
+          <w:tcPr>
+            <w:tcW w:type="dxa" w:w="1170"/>
             <w:tcBorders>
               <w:top w:val="single" w:color="BBBBBB" w:sz="4"/>
               <w:left w:val="single" w:color="BBBBBB" w:sz="4"/>
@@ -447,7 +577,7 @@
         </w:tc>
         <w:tc>
           <w:tcPr>
-            <w:tcW w:type="dxa" w:w="1337"/>
+            <w:tcW w:type="dxa" w:w="1170"/>
             <w:tcBorders>
               <w:top w:val="single" w:color="BBBBBB" w:sz="4"/>
               <w:left w:val="single" w:color="BBBBBB" w:sz="4"/>
@@ -477,70 +607,6 @@
             </w:r>
           </w:p>
         </w:tc>
-        <w:tc>
-          <w:tcPr>
-            <w:tcW w:type="dxa" w:w="1337"/>
-            <w:tcBorders>
-              <w:top w:val="single" w:color="BBBBBB" w:sz="4"/>
-              <w:left w:val="single" w:color="BBBBBB" w:sz="4"/>
-              <w:bottom w:val="single" w:color="BBBBBB" w:sz="4"/>
-              <w:right w:val="single" w:color="BBBBBB" w:sz="4"/>
-            </w:tcBorders>
-            <w:tcMar>
-              <w:top w:type="dxa" w:w="60"/>
-              <w:left w:type="dxa" w:w="80"/>
-              <w:bottom w:type="dxa" w:w="60"/>
-              <w:right w:type="dxa" w:w="80"/>
-            </w:tcMar>
-          </w:tcPr>
-          <w:p>
-            <w:pPr>
-              <w:jc w:val="center"/>
-            </w:pPr>
-            <w:r>
-              <w:rPr>
-                <w:rFonts w:ascii="Arial" w:cs="Arial" w:eastAsia="Arial" w:hAnsi="Arial"/>
-                <w:b/>
-                <w:bCs/>
-                <w:sz w:val="21"/>
-                <w:szCs w:val="21"/>
-              </w:rPr>
-              <w:t xml:space="preserve">A</w:t>
-            </w:r>
-          </w:p>
-        </w:tc>
-        <w:tc>
-          <w:tcPr>
-            <w:tcW w:type="dxa" w:w="1337"/>
-            <w:tcBorders>
-              <w:top w:val="single" w:color="BBBBBB" w:sz="4"/>
-              <w:left w:val="single" w:color="BBBBBB" w:sz="4"/>
-              <w:bottom w:val="single" w:color="BBBBBB" w:sz="4"/>
-              <w:right w:val="single" w:color="BBBBBB" w:sz="4"/>
-            </w:tcBorders>
-            <w:tcMar>
-              <w:top w:type="dxa" w:w="60"/>
-              <w:left w:type="dxa" w:w="80"/>
-              <w:bottom w:type="dxa" w:w="60"/>
-              <w:right w:type="dxa" w:w="80"/>
-            </w:tcMar>
-          </w:tcPr>
-          <w:p>
-            <w:pPr>
-              <w:jc w:val="center"/>
-            </w:pPr>
-            <w:r>
-              <w:rPr>
-                <w:rFonts w:ascii="Arial" w:cs="Arial" w:eastAsia="Arial" w:hAnsi="Arial"/>
-                <w:b/>
-                <w:bCs/>
-                <w:sz w:val="21"/>
-                <w:szCs w:val="21"/>
-              </w:rPr>
-              <w:t xml:space="preserve">D</w:t>
-            </w:r>
-          </w:p>
-        </w:tc>
       </w:tr>
     </w:tbl>
     <w:p>
@@ -568,7 +634,7 @@
           <w:sz w:val="16"/>
           <w:szCs w:val="16"/>
         </w:rPr>
-        <w:t xml:space="preserve">USE AFTER: PREDICT PHASE — Think-Pair and cold-call poll of the pre-lab prediction table</w:t>
+        <w:t xml:space="preserve">USE AFTER: OBSERVE PHASE — Part A (data): data card with pH and H+ concentration</w:t>
       </w:r>
     </w:p>
     <w:p>
@@ -584,7 +650,7 @@
           <w:sz w:val="21"/>
           <w:szCs w:val="21"/>
         </w:rPr>
-        <w:t xml:space="preserve">Q1. Two partners disagree about what colour methyl orange will turn in baking soda solution. Before testing, what is the best way to settle the disagreement?</w:t>
+        <w:t xml:space="preserve">Q1. Pure water has pH 7.0 and H⁺ concentration of 1 x 10⁻⁷ mol/L. Which statement about the H⁺ ions in pure water is correct?</w:t>
       </w:r>
     </w:p>
     <w:p>
@@ -602,52 +668,52 @@
           <w:sz w:val="21"/>
           <w:szCs w:val="21"/>
         </w:rPr>
-        <w:t xml:space="preserve">A.  Carry out the test and record the colour actually seen</w:t>
-      </w:r>
-    </w:p>
-    <w:p>
-      <w:pPr>
-        <w:keepNext/>
-        <w:spacing w:after="20"/>
-        <w:ind w:left="360"/>
-      </w:pPr>
-      <w:r>
-        <w:rPr>
-          <w:rFonts w:ascii="Arial" w:cs="Arial" w:eastAsia="Arial" w:hAnsi="Arial"/>
-          <w:sz w:val="21"/>
-          <w:szCs w:val="21"/>
-        </w:rPr>
-        <w:t xml:space="preserve">B.  Ask the teacher to say which prediction is right</w:t>
-      </w:r>
-    </w:p>
-    <w:p>
-      <w:pPr>
-        <w:keepNext/>
-        <w:spacing w:after="20"/>
-        <w:ind w:left="360"/>
-      </w:pPr>
-      <w:r>
-        <w:rPr>
-          <w:rFonts w:ascii="Arial" w:cs="Arial" w:eastAsia="Arial" w:hAnsi="Arial"/>
-          <w:sz w:val="21"/>
-          <w:szCs w:val="21"/>
-        </w:rPr>
-        <w:t xml:space="preserve">C.  Vote and go with the answer most students choose</w:t>
-      </w:r>
-    </w:p>
-    <w:p>
-      <w:pPr>
-        <w:keepNext/>
-        <w:spacing w:after="20"/>
-        <w:ind w:left="360"/>
-      </w:pPr>
-      <w:r>
-        <w:rPr>
-          <w:rFonts w:ascii="Arial" w:cs="Arial" w:eastAsia="Arial" w:hAnsi="Arial"/>
-          <w:sz w:val="21"/>
-          <w:szCs w:val="21"/>
-        </w:rPr>
-        <w:t xml:space="preserve">D.  Let the student who is more confident decide</w:t>
+        <w:t xml:space="preserve">A.  It has a tiny amount of H⁺, far less than lemon juice</w:t>
+      </w:r>
+    </w:p>
+    <w:p>
+      <w:pPr>
+        <w:keepNext/>
+        <w:spacing w:after="20"/>
+        <w:ind w:left="360"/>
+      </w:pPr>
+      <w:r>
+        <w:rPr>
+          <w:rFonts w:ascii="Arial" w:cs="Arial" w:eastAsia="Arial" w:hAnsi="Arial"/>
+          <w:sz w:val="21"/>
+          <w:szCs w:val="21"/>
+        </w:rPr>
+        <w:t xml:space="preserve">B.  It has more H⁺ than vinegar</w:t>
+      </w:r>
+    </w:p>
+    <w:p>
+      <w:pPr>
+        <w:keepNext/>
+        <w:spacing w:after="20"/>
+        <w:ind w:left="360"/>
+      </w:pPr>
+      <w:r>
+        <w:rPr>
+          <w:rFonts w:ascii="Arial" w:cs="Arial" w:eastAsia="Arial" w:hAnsi="Arial"/>
+          <w:sz w:val="21"/>
+          <w:szCs w:val="21"/>
+        </w:rPr>
+        <w:t xml:space="preserve">C.  It has the same amount of H⁺ as lemon juice</w:t>
+      </w:r>
+    </w:p>
+    <w:p>
+      <w:pPr>
+        <w:keepNext/>
+        <w:spacing w:after="20"/>
+        <w:ind w:left="360"/>
+      </w:pPr>
+      <w:r>
+        <w:rPr>
+          <w:rFonts w:ascii="Arial" w:cs="Arial" w:eastAsia="Arial" w:hAnsi="Arial"/>
+          <w:sz w:val="21"/>
+          <w:szCs w:val="21"/>
+        </w:rPr>
+        <w:t xml:space="preserve">D.  It has no H⁺ ions at all</w:t>
       </w:r>
     </w:p>
     <w:p>
@@ -672,7 +738,7 @@
           <w:sz w:val="19"/>
           <w:szCs w:val="19"/>
         </w:rPr>
-        <w:t xml:space="preserve">In science, disagreements between predictions are settled by evidence from the experiment, not by confidence, authority or votes.</w:t>
+        <w:t xml:space="preserve">1 x 10⁻⁷ mol/L is very small but not zero, and it is much less than lemon juice (1 x 10⁻² mol/L) or vinegar (about 1.6 x 10⁻³ mol/L).</w:t>
       </w:r>
     </w:p>
     <w:p>
@@ -687,7 +753,7 @@
           <w:sz w:val="16"/>
           <w:szCs w:val="16"/>
         </w:rPr>
-        <w:t xml:space="preserve">USE AFTER: OBSERVE PHASE — Experiment 1 procedure, Step 1: litmus strips with Test Solution 1 (lemon juice)</w:t>
+        <w:t xml:space="preserve">USE AFTER: OBSERVE PHASE — Part A (data): 'How many times more H+ does lemon juice have than vinegar?'</w:t>
       </w:r>
     </w:p>
     <w:p>
@@ -703,7 +769,37 @@
           <w:sz w:val="21"/>
           <w:szCs w:val="21"/>
         </w:rPr>
-        <w:t xml:space="preserve">Q2. In Experiment 1, a student puts 2-3 drops of freshly squeezed lemon juice on a strip of blue litmus paper. What colour does the paper turn?</w:t>
+        <w:t xml:space="preserve">Q2. Lemon juice has pH 2.0 and H⁺ = 1 x 10⁻² mol/L. Vinegar has pH 2.8 and H⁺ about 1.6 x 10⁻³ mol/L. About how many times more H⁺ does lemon juice have than vinegar?</w:t>
+      </w:r>
+    </w:p>
+    <w:p>
+      <w:pPr>
+        <w:keepNext/>
+        <w:spacing w:after="20"/>
+        <w:ind w:left="360"/>
+      </w:pPr>
+      <w:r>
+        <w:rPr>
+          <w:rFonts w:ascii="Arial" w:cs="Arial" w:eastAsia="Arial" w:hAnsi="Arial"/>
+          <w:sz w:val="21"/>
+          <w:szCs w:val="21"/>
+        </w:rPr>
+        <w:t xml:space="preserve">A.  About 0.8 times</w:t>
+      </w:r>
+    </w:p>
+    <w:p>
+      <w:pPr>
+        <w:keepNext/>
+        <w:spacing w:after="20"/>
+        <w:ind w:left="360"/>
+      </w:pPr>
+      <w:r>
+        <w:rPr>
+          <w:rFonts w:ascii="Arial" w:cs="Arial" w:eastAsia="Arial" w:hAnsi="Arial"/>
+          <w:sz w:val="21"/>
+          <w:szCs w:val="21"/>
+        </w:rPr>
+        <w:t xml:space="preserve">B.  About 10 times</w:t>
       </w:r>
     </w:p>
     <w:p>
@@ -721,52 +817,22 @@
           <w:sz w:val="21"/>
           <w:szCs w:val="21"/>
         </w:rPr>
-        <w:t xml:space="preserve">A.  Red</w:t>
-      </w:r>
-    </w:p>
-    <w:p>
-      <w:pPr>
-        <w:keepNext/>
-        <w:spacing w:after="20"/>
-        <w:ind w:left="360"/>
-      </w:pPr>
-      <w:r>
-        <w:rPr>
-          <w:rFonts w:ascii="Arial" w:cs="Arial" w:eastAsia="Arial" w:hAnsi="Arial"/>
-          <w:sz w:val="21"/>
-          <w:szCs w:val="21"/>
-        </w:rPr>
-        <w:t xml:space="preserve">B.  Blue (no change)</w:t>
-      </w:r>
-    </w:p>
-    <w:p>
-      <w:pPr>
-        <w:keepNext/>
-        <w:spacing w:after="20"/>
-        <w:ind w:left="360"/>
-      </w:pPr>
-      <w:r>
-        <w:rPr>
-          <w:rFonts w:ascii="Arial" w:cs="Arial" w:eastAsia="Arial" w:hAnsi="Arial"/>
-          <w:sz w:val="21"/>
-          <w:szCs w:val="21"/>
-        </w:rPr>
-        <w:t xml:space="preserve">C.  Pink</w:t>
-      </w:r>
-    </w:p>
-    <w:p>
-      <w:pPr>
-        <w:keepNext/>
-        <w:spacing w:after="20"/>
-        <w:ind w:left="360"/>
-      </w:pPr>
-      <w:r>
-        <w:rPr>
-          <w:rFonts w:ascii="Arial" w:cs="Arial" w:eastAsia="Arial" w:hAnsi="Arial"/>
-          <w:sz w:val="21"/>
-          <w:szCs w:val="21"/>
-        </w:rPr>
-        <w:t xml:space="preserve">D.  Colourless</w:t>
+        <w:t xml:space="preserve">C.  About 6 times</w:t>
+      </w:r>
+    </w:p>
+    <w:p>
+      <w:pPr>
+        <w:keepNext/>
+        <w:spacing w:after="20"/>
+        <w:ind w:left="360"/>
+      </w:pPr>
+      <w:r>
+        <w:rPr>
+          <w:rFonts w:ascii="Arial" w:cs="Arial" w:eastAsia="Arial" w:hAnsi="Arial"/>
+          <w:sz w:val="21"/>
+          <w:szCs w:val="21"/>
+        </w:rPr>
+        <w:t xml:space="preserve">D.  About 60 times</w:t>
       </w:r>
     </w:p>
     <w:p>
@@ -782,7 +848,7 @@
           <w:sz w:val="21"/>
           <w:szCs w:val="21"/>
         </w:rPr>
-        <w:t xml:space="preserve">Correct answer: A. </w:t>
+        <w:t xml:space="preserve">Correct answer: C. </w:t>
       </w:r>
       <w:r>
         <w:rPr>
@@ -791,7 +857,7 @@
           <w:sz w:val="19"/>
           <w:szCs w:val="19"/>
         </w:rPr>
-        <w:t xml:space="preserve">Lemon juice is an acid, and acids turn blue litmus paper red.</w:t>
+        <w:t xml:space="preserve">Divide the concentrations: (1 x 10⁻²) ÷ (1.6 x 10⁻³) = 6.25, which is about 6 times. The pH difference of 0.8 does not mean 0.8 times more H⁺, because each pH unit is a 10-fold change.</w:t>
       </w:r>
     </w:p>
     <w:p>
@@ -806,7 +872,7 @@
           <w:sz w:val="16"/>
           <w:szCs w:val="16"/>
         </w:rPr>
-        <w:t xml:space="preserve">USE AFTER: OBSERVE PHASE — Experiment 1: circulation and 'check for honest recording' while groups fill the results table</w:t>
+        <w:t xml:space="preserve">USE AFTER: OBSERVE PHASE — Part B (simulation or paper model): acid molecules dissolving in water and releasing H+ (aq) ions</w:t>
       </w:r>
     </w:p>
     <w:p>
@@ -822,7 +888,52 @@
           <w:sz w:val="21"/>
           <w:szCs w:val="21"/>
         </w:rPr>
-        <w:t xml:space="preserve">Q3. A group predicted that cow's milk would be strongly basic. Their litmus and indicator results do not match this prediction. What should the recorders do?</w:t>
+        <w:t xml:space="preserve">Q3. In a particle simulation, acid molecules from lemon juice dissolve in water. What do learners see happen?</w:t>
+      </w:r>
+    </w:p>
+    <w:p>
+      <w:pPr>
+        <w:keepNext/>
+        <w:spacing w:after="20"/>
+        <w:ind w:left="360"/>
+      </w:pPr>
+      <w:r>
+        <w:rPr>
+          <w:rFonts w:ascii="Arial" w:cs="Arial" w:eastAsia="Arial" w:hAnsi="Arial"/>
+          <w:sz w:val="21"/>
+          <w:szCs w:val="21"/>
+        </w:rPr>
+        <w:t xml:space="preserve">A.  The acid molecules stay whole and release nothing</w:t>
+      </w:r>
+    </w:p>
+    <w:p>
+      <w:pPr>
+        <w:keepNext/>
+        <w:spacing w:after="20"/>
+        <w:ind w:left="360"/>
+      </w:pPr>
+      <w:r>
+        <w:rPr>
+          <w:rFonts w:ascii="Arial" w:cs="Arial" w:eastAsia="Arial" w:hAnsi="Arial"/>
+          <w:sz w:val="21"/>
+          <w:szCs w:val="21"/>
+        </w:rPr>
+        <w:t xml:space="preserve">B.  The acid molecules turn into sugar particles</w:t>
+      </w:r>
+    </w:p>
+    <w:p>
+      <w:pPr>
+        <w:keepNext/>
+        <w:spacing w:after="20"/>
+        <w:ind w:left="360"/>
+      </w:pPr>
+      <w:r>
+        <w:rPr>
+          <w:rFonts w:ascii="Arial" w:cs="Arial" w:eastAsia="Arial" w:hAnsi="Arial"/>
+          <w:sz w:val="21"/>
+          <w:szCs w:val="21"/>
+        </w:rPr>
+        <w:t xml:space="preserve">C.  The acid molecules remove all the water particles</w:t>
       </w:r>
     </w:p>
     <w:p>
@@ -840,52 +951,7 @@
           <w:sz w:val="21"/>
           <w:szCs w:val="21"/>
         </w:rPr>
-        <w:t xml:space="preserve">A.  Write down the colours exactly as seen, even if they differ from the prediction</w:t>
-      </w:r>
-    </w:p>
-    <w:p>
-      <w:pPr>
-        <w:keepNext/>
-        <w:spacing w:after="20"/>
-        <w:ind w:left="360"/>
-      </w:pPr>
-      <w:r>
-        <w:rPr>
-          <w:rFonts w:ascii="Arial" w:cs="Arial" w:eastAsia="Arial" w:hAnsi="Arial"/>
-          <w:sz w:val="21"/>
-          <w:szCs w:val="21"/>
-        </w:rPr>
-        <w:t xml:space="preserve">B.  Leave the milk row blank because the result was unexpected</w:t>
-      </w:r>
-    </w:p>
-    <w:p>
-      <w:pPr>
-        <w:keepNext/>
-        <w:spacing w:after="20"/>
-        <w:ind w:left="360"/>
-      </w:pPr>
-      <w:r>
-        <w:rPr>
-          <w:rFonts w:ascii="Arial" w:cs="Arial" w:eastAsia="Arial" w:hAnsi="Arial"/>
-          <w:sz w:val="21"/>
-          <w:szCs w:val="21"/>
-        </w:rPr>
-        <w:t xml:space="preserve">C.  Copy the results from another group's table</w:t>
-      </w:r>
-    </w:p>
-    <w:p>
-      <w:pPr>
-        <w:keepNext/>
-        <w:spacing w:after="20"/>
-        <w:ind w:left="360"/>
-      </w:pPr>
-      <w:r>
-        <w:rPr>
-          <w:rFonts w:ascii="Arial" w:cs="Arial" w:eastAsia="Arial" w:hAnsi="Arial"/>
-          <w:sz w:val="21"/>
-          <w:szCs w:val="21"/>
-        </w:rPr>
-        <w:t xml:space="preserve">D.  Change the results in the table to match the prediction</w:t>
+        <w:t xml:space="preserve">D.  The acid molecules release H⁺ (aq) ions into the water</w:t>
       </w:r>
     </w:p>
     <w:p>
@@ -901,7 +967,7 @@
           <w:sz w:val="21"/>
           <w:szCs w:val="21"/>
         </w:rPr>
-        <w:t xml:space="preserve">Correct answer: A. </w:t>
+        <w:t xml:space="preserve">Correct answer: D. </w:t>
       </w:r>
       <w:r>
         <w:rPr>
@@ -910,7 +976,7 @@
           <w:sz w:val="19"/>
           <w:szCs w:val="19"/>
         </w:rPr>
-        <w:t xml:space="preserve">Honest, accurate recording is essential. An unexpected result is useful data and must never be altered to fit a prediction.</w:t>
+        <w:t xml:space="preserve">An acid dissolving in water releases H⁺ (aq) ions. This is the particle-level change that explains the properties of acids.</w:t>
       </w:r>
     </w:p>
     <w:p>
@@ -925,7 +991,7 @@
           <w:sz w:val="16"/>
           <w:szCs w:val="16"/>
         </w:rPr>
-        <w:t xml:space="preserve">USE AFTER: EXPLAIN PHASE — Consensus Results Table and pattern rules for each indicator (Explain phase)</w:t>
+        <w:t xml:space="preserve">USE AFTER: EXPLAIN PHASE — Pairs' CER explanation and the class definition recorded on the board</w:t>
       </w:r>
     </w:p>
     <w:p>
@@ -941,22 +1007,37 @@
           <w:sz w:val="21"/>
           <w:szCs w:val="21"/>
         </w:rPr>
-        <w:t xml:space="preserve">Q4. Liquid soap solution turns red litmus paper blue and turns phenolphthalein pink. How should it be classified, and why?</w:t>
-      </w:r>
-    </w:p>
-    <w:p>
-      <w:pPr>
-        <w:keepNext/>
-        <w:spacing w:after="20"/>
-        <w:ind w:left="360"/>
-      </w:pPr>
-      <w:r>
-        <w:rPr>
-          <w:rFonts w:ascii="Arial" w:cs="Arial" w:eastAsia="Arial" w:hAnsi="Arial"/>
-          <w:sz w:val="21"/>
-          <w:szCs w:val="21"/>
-        </w:rPr>
-        <w:t xml:space="preserve">A.  Acid, because it changes the colour of litmus paper</w:t>
+        <w:t xml:space="preserve">Q4. Which statement is the Arrhenius definition of an acid?</w:t>
+      </w:r>
+    </w:p>
+    <w:p>
+      <w:pPr>
+        <w:keepNext/>
+        <w:spacing w:after="20"/>
+        <w:ind w:left="360"/>
+      </w:pPr>
+      <w:r>
+        <w:rPr>
+          <w:rFonts w:ascii="Arial" w:cs="Arial" w:eastAsia="Arial" w:hAnsi="Arial"/>
+          <w:sz w:val="21"/>
+          <w:szCs w:val="21"/>
+        </w:rPr>
+        <w:t xml:space="preserve">A.  A substance that is harmful if swallowed</w:t>
+      </w:r>
+    </w:p>
+    <w:p>
+      <w:pPr>
+        <w:keepNext/>
+        <w:spacing w:after="20"/>
+        <w:ind w:left="360"/>
+      </w:pPr>
+      <w:r>
+        <w:rPr>
+          <w:rFonts w:ascii="Arial" w:cs="Arial" w:eastAsia="Arial" w:hAnsi="Arial"/>
+          <w:sz w:val="21"/>
+          <w:szCs w:val="21"/>
+        </w:rPr>
+        <w:t xml:space="preserve">B.  A substance that contains no water</w:t>
       </w:r>
     </w:p>
     <w:p>
@@ -974,37 +1055,22 @@
           <w:sz w:val="21"/>
           <w:szCs w:val="21"/>
         </w:rPr>
-        <w:t xml:space="preserve">B.  Base, because red litmus turns blue and phenolphthalein turns pink</w:t>
-      </w:r>
-    </w:p>
-    <w:p>
-      <w:pPr>
-        <w:keepNext/>
-        <w:spacing w:after="20"/>
-        <w:ind w:left="360"/>
-      </w:pPr>
-      <w:r>
-        <w:rPr>
-          <w:rFonts w:ascii="Arial" w:cs="Arial" w:eastAsia="Arial" w:hAnsi="Arial"/>
-          <w:sz w:val="21"/>
-          <w:szCs w:val="21"/>
-        </w:rPr>
-        <w:t xml:space="preserve">C.  Neutral, because it does not make methyl orange red</w:t>
-      </w:r>
-    </w:p>
-    <w:p>
-      <w:pPr>
-        <w:keepNext/>
-        <w:spacing w:after="20"/>
-        <w:ind w:left="360"/>
-      </w:pPr>
-      <w:r>
-        <w:rPr>
-          <w:rFonts w:ascii="Arial" w:cs="Arial" w:eastAsia="Arial" w:hAnsi="Arial"/>
-          <w:sz w:val="21"/>
-          <w:szCs w:val="21"/>
-        </w:rPr>
-        <w:t xml:space="preserve">D.  Acid, because phenolphthalein changes colour</w:t>
+        <w:t xml:space="preserve">C.  A substance that produces H⁺ (aq) ions when dissolved in water</w:t>
+      </w:r>
+    </w:p>
+    <w:p>
+      <w:pPr>
+        <w:keepNext/>
+        <w:spacing w:after="20"/>
+        <w:ind w:left="360"/>
+      </w:pPr>
+      <w:r>
+        <w:rPr>
+          <w:rFonts w:ascii="Arial" w:cs="Arial" w:eastAsia="Arial" w:hAnsi="Arial"/>
+          <w:sz w:val="21"/>
+          <w:szCs w:val="21"/>
+        </w:rPr>
+        <w:t xml:space="preserve">D.  A substance that tastes sour in the laboratory</w:t>
       </w:r>
     </w:p>
     <w:p>
@@ -1020,7 +1086,7 @@
           <w:sz w:val="21"/>
           <w:szCs w:val="21"/>
         </w:rPr>
-        <w:t xml:space="preserve">Correct answer: B. </w:t>
+        <w:t xml:space="preserve">Correct answer: C. </w:t>
       </w:r>
       <w:r>
         <w:rPr>
@@ -1029,7 +1095,7 @@
           <w:sz w:val="19"/>
           <w:szCs w:val="19"/>
         </w:rPr>
-        <w:t xml:space="preserve">Bases turn red litmus blue and phenolphthalein pink or magenta. Both results point to a base.</w:t>
+        <w:t xml:space="preserve">The Arrhenius definition says an acid produces H⁺ (aq) ions in water. Being harmful or tasting sour is not the definition, and we never taste chemicals in the laboratory.</w:t>
       </w:r>
     </w:p>
     <w:p>
@@ -1044,7 +1110,7 @@
           <w:sz w:val="16"/>
           <w:szCs w:val="16"/>
         </w:rPr>
-        <w:t xml:space="preserve">USE AFTER: EXPLAIN PHASE — Pattern Statement: writing rules for acids, bases and neutral substances from the consensus table</w:t>
+        <w:t xml:space="preserve">USE AFTER: EXPLAIN PHASE — Claim-evidence-reasoning: 'Why is lemon juice sour, and why does it have a lower pH than vinegar?'</w:t>
       </w:r>
     </w:p>
     <w:p>
@@ -1060,7 +1126,37 @@
           <w:sz w:val="21"/>
           <w:szCs w:val="21"/>
         </w:rPr>
-        <w:t xml:space="preserve">Q5. A student tests tap water. Litmus paper shows no colour change, phenolphthalein stays colourless and methyl orange is orange-yellow. What is the best conclusion?</w:t>
+        <w:t xml:space="preserve">Q5. Lemon juice (pH 2.0) and vinegar (pH 2.8) are both acids. Why does lemon juice have the lower pH?</w:t>
+      </w:r>
+    </w:p>
+    <w:p>
+      <w:pPr>
+        <w:keepNext/>
+        <w:spacing w:after="20"/>
+        <w:ind w:left="360"/>
+      </w:pPr>
+      <w:r>
+        <w:rPr>
+          <w:rFonts w:ascii="Arial" w:cs="Arial" w:eastAsia="Arial" w:hAnsi="Arial"/>
+          <w:sz w:val="21"/>
+          <w:szCs w:val="21"/>
+        </w:rPr>
+        <w:t xml:space="preserve">A.  It contains no water, but vinegar does</w:t>
+      </w:r>
+    </w:p>
+    <w:p>
+      <w:pPr>
+        <w:keepNext/>
+        <w:spacing w:after="20"/>
+        <w:ind w:left="360"/>
+      </w:pPr>
+      <w:r>
+        <w:rPr>
+          <w:rFonts w:ascii="Arial" w:cs="Arial" w:eastAsia="Arial" w:hAnsi="Arial"/>
+          <w:sz w:val="21"/>
+          <w:szCs w:val="21"/>
+        </w:rPr>
+        <w:t xml:space="preserve">B.  It has fewer H⁺ ions than vinegar</w:t>
       </w:r>
     </w:p>
     <w:p>
@@ -1078,52 +1174,22 @@
           <w:sz w:val="21"/>
           <w:szCs w:val="21"/>
         </w:rPr>
-        <w:t xml:space="preserve">A.  It is neutral, because none of the indicators show an acid or base colour</w:t>
-      </w:r>
-    </w:p>
-    <w:p>
-      <w:pPr>
-        <w:keepNext/>
-        <w:spacing w:after="20"/>
-        <w:ind w:left="360"/>
-      </w:pPr>
-      <w:r>
-        <w:rPr>
-          <w:rFonts w:ascii="Arial" w:cs="Arial" w:eastAsia="Arial" w:hAnsi="Arial"/>
-          <w:sz w:val="21"/>
-          <w:szCs w:val="21"/>
-        </w:rPr>
-        <w:t xml:space="preserve">B.  It cannot be classified because no indicator turned red</w:t>
-      </w:r>
-    </w:p>
-    <w:p>
-      <w:pPr>
-        <w:keepNext/>
-        <w:spacing w:after="20"/>
-        <w:ind w:left="360"/>
-      </w:pPr>
-      <w:r>
-        <w:rPr>
-          <w:rFonts w:ascii="Arial" w:cs="Arial" w:eastAsia="Arial" w:hAnsi="Arial"/>
-          <w:sz w:val="21"/>
-          <w:szCs w:val="21"/>
-        </w:rPr>
-        <w:t xml:space="preserve">C.  It is a base, because methyl orange is yellowish</w:t>
-      </w:r>
-    </w:p>
-    <w:p>
-      <w:pPr>
-        <w:keepNext/>
-        <w:spacing w:after="20"/>
-        <w:ind w:left="360"/>
-      </w:pPr>
-      <w:r>
-        <w:rPr>
-          <w:rFonts w:ascii="Arial" w:cs="Arial" w:eastAsia="Arial" w:hAnsi="Arial"/>
-          <w:sz w:val="21"/>
-          <w:szCs w:val="21"/>
-        </w:rPr>
-        <w:t xml:space="preserve">D.  It is an acid, because phenolphthalein is colourless</w:t>
+        <w:t xml:space="preserve">C.  It has a higher concentration of H⁺ ions than vinegar</w:t>
+      </w:r>
+    </w:p>
+    <w:p>
+      <w:pPr>
+        <w:keepNext/>
+        <w:spacing w:after="20"/>
+        <w:ind w:left="360"/>
+      </w:pPr>
+      <w:r>
+        <w:rPr>
+          <w:rFonts w:ascii="Arial" w:cs="Arial" w:eastAsia="Arial" w:hAnsi="Arial"/>
+          <w:sz w:val="21"/>
+          <w:szCs w:val="21"/>
+        </w:rPr>
+        <w:t xml:space="preserve">D.  It contains more sugar than vinegar</w:t>
       </w:r>
     </w:p>
     <w:p>
@@ -1139,7 +1205,7 @@
           <w:sz w:val="21"/>
           <w:szCs w:val="21"/>
         </w:rPr>
-        <w:t xml:space="preserve">Correct answer: A. </w:t>
+        <w:t xml:space="preserve">Correct answer: C. </w:t>
       </w:r>
       <w:r>
         <w:rPr>
@@ -1148,7 +1214,7 @@
           <w:sz w:val="19"/>
           <w:szCs w:val="19"/>
         </w:rPr>
-        <w:t xml:space="preserve">Neutral substances do not change litmus, leave phenolphthalein colourless and make methyl orange orange-yellow. Colourless phenolphthalein alone cannot separate acids from neutral liquids, so the other indicators must be used as well.</w:t>
+        <w:t xml:space="preserve">A lower pH means a higher H⁺ concentration. Lemon juice has about 6 times more H⁺ (1 x 10⁻² mol/L) than vinegar (about 1.6 x 10⁻³ mol/L).</w:t>
       </w:r>
     </w:p>
     <w:p>
@@ -1163,7 +1229,7 @@
           <w:sz w:val="16"/>
           <w:szCs w:val="16"/>
         </w:rPr>
-        <w:t xml:space="preserve">USE AFTER: DQB PHASE — DQB: sticky-note questions, clustering, and the SOLVED zone</w:t>
+        <w:t xml:space="preserve">USE AFTER: DQB PHASE — Driving Question Board: linking notes to the hyperacidity question</w:t>
       </w:r>
     </w:p>
     <w:p>
@@ -1179,7 +1245,37 @@
           <w:sz w:val="21"/>
           <w:szCs w:val="21"/>
         </w:rPr>
-        <w:t xml:space="preserve">Q6. After Experiment 1, students can tell whether a liquid is an acid, a base or neutral using indicators. Which question is still NOT answered by this experiment?</w:t>
+        <w:t xml:space="preserve">Q6. Stomach acid is hydrochloric acid. Which particle does it release when it dissolves in water, making it an acid?</w:t>
+      </w:r>
+    </w:p>
+    <w:p>
+      <w:pPr>
+        <w:keepNext/>
+        <w:spacing w:after="20"/>
+        <w:ind w:left="360"/>
+      </w:pPr>
+      <w:r>
+        <w:rPr>
+          <w:rFonts w:ascii="Arial" w:cs="Arial" w:eastAsia="Arial" w:hAnsi="Arial"/>
+          <w:sz w:val="21"/>
+          <w:szCs w:val="21"/>
+        </w:rPr>
+        <w:t xml:space="preserve">A.  No particles, because it is a liquid</w:t>
+      </w:r>
+    </w:p>
+    <w:p>
+      <w:pPr>
+        <w:keepNext/>
+        <w:spacing w:after="20"/>
+        <w:ind w:left="360"/>
+      </w:pPr>
+      <w:r>
+        <w:rPr>
+          <w:rFonts w:ascii="Arial" w:cs="Arial" w:eastAsia="Arial" w:hAnsi="Arial"/>
+          <w:sz w:val="21"/>
+          <w:szCs w:val="21"/>
+        </w:rPr>
+        <w:t xml:space="preserve">B.  Only water particles</w:t>
       </w:r>
     </w:p>
     <w:p>
@@ -1197,52 +1293,22 @@
           <w:sz w:val="21"/>
           <w:szCs w:val="21"/>
         </w:rPr>
-        <w:t xml:space="preserve">A.  How do acids react, for example do they corrode or react with other substances?</w:t>
-      </w:r>
-    </w:p>
-    <w:p>
-      <w:pPr>
-        <w:keepNext/>
-        <w:spacing w:after="20"/>
-        <w:ind w:left="360"/>
-      </w:pPr>
-      <w:r>
-        <w:rPr>
-          <w:rFonts w:ascii="Arial" w:cs="Arial" w:eastAsia="Arial" w:hAnsi="Arial"/>
-          <w:sz w:val="21"/>
-          <w:szCs w:val="21"/>
-        </w:rPr>
-        <w:t xml:space="preserve">B.  Is baking soda solution a base?</w:t>
-      </w:r>
-    </w:p>
-    <w:p>
-      <w:pPr>
-        <w:keepNext/>
-        <w:spacing w:after="20"/>
-        <w:ind w:left="360"/>
-      </w:pPr>
-      <w:r>
-        <w:rPr>
-          <w:rFonts w:ascii="Arial" w:cs="Arial" w:eastAsia="Arial" w:hAnsi="Arial"/>
-          <w:sz w:val="21"/>
-          <w:szCs w:val="21"/>
-        </w:rPr>
-        <w:t xml:space="preserve">C.  What colour does phenolphthalein turn in a base?</w:t>
-      </w:r>
-    </w:p>
-    <w:p>
-      <w:pPr>
-        <w:keepNext/>
-        <w:spacing w:after="20"/>
-        <w:ind w:left="360"/>
-      </w:pPr>
-      <w:r>
-        <w:rPr>
-          <w:rFonts w:ascii="Arial" w:cs="Arial" w:eastAsia="Arial" w:hAnsi="Arial"/>
-          <w:sz w:val="21"/>
-          <w:szCs w:val="21"/>
-        </w:rPr>
-        <w:t xml:space="preserve">D.  Is vinegar (siki) an acid?</w:t>
+        <w:t xml:space="preserve">C.  H⁺ (aq) ions</w:t>
+      </w:r>
+    </w:p>
+    <w:p>
+      <w:pPr>
+        <w:keepNext/>
+        <w:spacing w:after="20"/>
+        <w:ind w:left="360"/>
+      </w:pPr>
+      <w:r>
+        <w:rPr>
+          <w:rFonts w:ascii="Arial" w:cs="Arial" w:eastAsia="Arial" w:hAnsi="Arial"/>
+          <w:sz w:val="21"/>
+          <w:szCs w:val="21"/>
+        </w:rPr>
+        <w:t xml:space="preserve">D.  Sugar particles</w:t>
       </w:r>
     </w:p>
     <w:p>
@@ -1258,7 +1324,7 @@
           <w:sz w:val="21"/>
           <w:szCs w:val="21"/>
         </w:rPr>
-        <w:t xml:space="preserve">Correct answer: A. </w:t>
+        <w:t xml:space="preserve">Correct answer: C. </w:t>
       </w:r>
       <w:r>
         <w:rPr>
@@ -1267,7 +1333,7 @@
           <w:sz w:val="19"/>
           <w:szCs w:val="19"/>
         </w:rPr>
-        <w:t xml:space="preserve">Indicators only classify a liquid by colour change. They do not show what an acid will do chemically, and this question leads into the next lesson. The other three questions were answered by today's results.</w:t>
+        <w:t xml:space="preserve">Hydrochloric acid is an acid, so by the Arrhenius definition it releases H⁺ (aq) ions in water, just like the acids in lemon juice and vinegar.</w:t>
       </w:r>
     </w:p>
     <w:p>
@@ -1282,7 +1348,7 @@
           <w:sz w:val="16"/>
           <w:szCs w:val="16"/>
         </w:rPr>
-        <w:t xml:space="preserve">USE AFTER: MODEL BUILDING PHASE — Anchor model revision: labelling each cup as ACID, BASE or NEUTRAL</w:t>
+        <w:t xml:space="preserve">USE AFTER: MODEL BUILDING PHASE — Model page: three boxes for lemon juice, vinegar and water showing H+ (aq) ions</w:t>
       </w:r>
     </w:p>
     <w:p>
@@ -1298,52 +1364,22 @@
           <w:sz w:val="21"/>
           <w:szCs w:val="21"/>
         </w:rPr>
-        <w:t xml:space="preserve">Q7. A student revises a model by labelling the liquids tested in Experiment 1 using the evidence. Which set of labels is correct?</w:t>
-      </w:r>
-    </w:p>
-    <w:p>
-      <w:pPr>
-        <w:keepNext/>
-        <w:spacing w:after="20"/>
-        <w:ind w:left="360"/>
-      </w:pPr>
-      <w:r>
-        <w:rPr>
-          <w:rFonts w:ascii="Arial" w:cs="Arial" w:eastAsia="Arial" w:hAnsi="Arial"/>
-          <w:sz w:val="21"/>
-          <w:szCs w:val="21"/>
-        </w:rPr>
-        <w:t xml:space="preserve">A.  Lemon juice: base; baking soda solution: acid; tap water: neutral</w:t>
-      </w:r>
-    </w:p>
-    <w:p>
-      <w:pPr>
-        <w:keepNext/>
-        <w:spacing w:after="20"/>
-        <w:ind w:left="360"/>
-      </w:pPr>
-      <w:r>
-        <w:rPr>
-          <w:rFonts w:ascii="Arial" w:cs="Arial" w:eastAsia="Arial" w:hAnsi="Arial"/>
-          <w:sz w:val="21"/>
-          <w:szCs w:val="21"/>
-        </w:rPr>
-        <w:t xml:space="preserve">B.  Lemon juice: neutral; baking soda solution: base; tap water: acid</w:t>
-      </w:r>
-    </w:p>
-    <w:p>
-      <w:pPr>
-        <w:keepNext/>
-        <w:spacing w:after="20"/>
-        <w:ind w:left="360"/>
-      </w:pPr>
-      <w:r>
-        <w:rPr>
-          <w:rFonts w:ascii="Arial" w:cs="Arial" w:eastAsia="Arial" w:hAnsi="Arial"/>
-          <w:sz w:val="21"/>
-          <w:szCs w:val="21"/>
-        </w:rPr>
-        <w:t xml:space="preserve">C.  Lemon juice: acid; baking soda solution: neutral; tap water: base</w:t>
+        <w:t xml:space="preserve">Q7. In a Model drawing, lemon juice (H⁺ = 1 x 10⁻² mol/L) is shown with 6 H⁺ dots. Which drawing for vinegar (about 1.6 x 10⁻³ mol/L) and water (1 x 10⁻⁷ mol/L) is best?</w:t>
+      </w:r>
+    </w:p>
+    <w:p>
+      <w:pPr>
+        <w:keepNext/>
+        <w:spacing w:after="20"/>
+        <w:ind w:left="360"/>
+      </w:pPr>
+      <w:r>
+        <w:rPr>
+          <w:rFonts w:ascii="Arial" w:cs="Arial" w:eastAsia="Arial" w:hAnsi="Arial"/>
+          <w:sz w:val="21"/>
+          <w:szCs w:val="21"/>
+        </w:rPr>
+        <w:t xml:space="preserve">A.  Vinegar 6 dots, water 0 dots</w:t>
       </w:r>
     </w:p>
     <w:p>
@@ -1361,7 +1397,37 @@
           <w:sz w:val="21"/>
           <w:szCs w:val="21"/>
         </w:rPr>
-        <w:t xml:space="preserve">D.  Lemon juice: acid; baking soda solution: base; tap water: neutral</w:t>
+        <w:t xml:space="preserve">B.  Vinegar 1 dot, water almost no dots</w:t>
+      </w:r>
+    </w:p>
+    <w:p>
+      <w:pPr>
+        <w:keepNext/>
+        <w:spacing w:after="20"/>
+        <w:ind w:left="360"/>
+      </w:pPr>
+      <w:r>
+        <w:rPr>
+          <w:rFonts w:ascii="Arial" w:cs="Arial" w:eastAsia="Arial" w:hAnsi="Arial"/>
+          <w:sz w:val="21"/>
+          <w:szCs w:val="21"/>
+        </w:rPr>
+        <w:t xml:space="preserve">C.  Vinegar 1 dot, water exactly 0 dots</w:t>
+      </w:r>
+    </w:p>
+    <w:p>
+      <w:pPr>
+        <w:keepNext/>
+        <w:spacing w:after="20"/>
+        <w:ind w:left="360"/>
+      </w:pPr>
+      <w:r>
+        <w:rPr>
+          <w:rFonts w:ascii="Arial" w:cs="Arial" w:eastAsia="Arial" w:hAnsi="Arial"/>
+          <w:sz w:val="21"/>
+          <w:szCs w:val="21"/>
+        </w:rPr>
+        <w:t xml:space="preserve">D.  Vinegar 12 dots, water 6 dots</w:t>
       </w:r>
     </w:p>
     <w:p>
@@ -1377,7 +1443,7 @@
           <w:sz w:val="21"/>
           <w:szCs w:val="21"/>
         </w:rPr>
-        <w:t xml:space="preserve">Correct answer: D. </w:t>
+        <w:t xml:space="preserve">Correct answer: B. </w:t>
       </w:r>
       <w:r>
         <w:rPr>
@@ -1386,7 +1452,126 @@
           <w:sz w:val="19"/>
           <w:szCs w:val="19"/>
         </w:rPr>
-        <w:t xml:space="preserve">Lemon juice is an acid (blue litmus turns red). Baking soda solution is a base (red litmus turns blue, phenolphthalein turns pink). Tap water is neutral (no change).</w:t>
+        <w:t xml:space="preserve">Lemon juice has about 6 times more H⁺ than vinegar, so 6 dots against 1 dot. Water has a tiny amount of H⁺, so it is drawn with almost none, not exactly zero.</w:t>
+      </w:r>
+    </w:p>
+    <w:p>
+      <w:pPr>
+        <w:keepNext/>
+        <w:spacing w:after="40" w:before="200"/>
+      </w:pPr>
+      <w:r>
+        <w:rPr>
+          <w:rFonts w:ascii="Arial" w:cs="Arial" w:eastAsia="Arial" w:hAnsi="Arial"/>
+          <w:color w:val="1F6B75"/>
+          <w:sz w:val="16"/>
+          <w:szCs w:val="16"/>
+        </w:rPr>
+        <w:t xml:space="preserve">USE AFTER: END OF LESSON — End of lesson: linking H+ ions to the litmus and indicator colours from Lessons 2-3</w:t>
+      </w:r>
+    </w:p>
+    <w:p>
+      <w:pPr>
+        <w:keepNext/>
+        <w:spacing w:after="80"/>
+      </w:pPr>
+      <w:r>
+        <w:rPr>
+          <w:rFonts w:ascii="Arial" w:cs="Arial" w:eastAsia="Arial" w:hAnsi="Arial"/>
+          <w:b/>
+          <w:bCs/>
+          <w:sz w:val="21"/>
+          <w:szCs w:val="21"/>
+        </w:rPr>
+        <w:t xml:space="preserve">Q8. Lemon juice turns blue litmus paper red. Which explanation uses the idea from this lesson?</w:t>
+      </w:r>
+    </w:p>
+    <w:p>
+      <w:pPr>
+        <w:keepNext/>
+        <w:spacing w:after="20"/>
+        <w:ind w:left="360"/>
+      </w:pPr>
+      <w:r>
+        <w:rPr>
+          <w:rFonts w:ascii="Arial" w:cs="Arial" w:eastAsia="Arial" w:hAnsi="Arial"/>
+          <w:b/>
+          <w:bCs/>
+          <w:color w:val="2E7D4F"/>
+          <w:sz w:val="21"/>
+          <w:szCs w:val="21"/>
+        </w:rPr>
+        <w:t xml:space="preserve">A.  Lemon juice contains H⁺ (aq) ions released by its acid in water</w:t>
+      </w:r>
+    </w:p>
+    <w:p>
+      <w:pPr>
+        <w:keepNext/>
+        <w:spacing w:after="20"/>
+        <w:ind w:left="360"/>
+      </w:pPr>
+      <w:r>
+        <w:rPr>
+          <w:rFonts w:ascii="Arial" w:cs="Arial" w:eastAsia="Arial" w:hAnsi="Arial"/>
+          <w:sz w:val="21"/>
+          <w:szCs w:val="21"/>
+        </w:rPr>
+        <w:t xml:space="preserve">B.  Lemon juice is red in colour</w:t>
+      </w:r>
+    </w:p>
+    <w:p>
+      <w:pPr>
+        <w:keepNext/>
+        <w:spacing w:after="20"/>
+        <w:ind w:left="360"/>
+      </w:pPr>
+      <w:r>
+        <w:rPr>
+          <w:rFonts w:ascii="Arial" w:cs="Arial" w:eastAsia="Arial" w:hAnsi="Arial"/>
+          <w:sz w:val="21"/>
+          <w:szCs w:val="21"/>
+        </w:rPr>
+        <w:t xml:space="preserve">C.  Lemon juice has no water particles</w:t>
+      </w:r>
+    </w:p>
+    <w:p>
+      <w:pPr>
+        <w:keepNext/>
+        <w:spacing w:after="20"/>
+        <w:ind w:left="360"/>
+      </w:pPr>
+      <w:r>
+        <w:rPr>
+          <w:rFonts w:ascii="Arial" w:cs="Arial" w:eastAsia="Arial" w:hAnsi="Arial"/>
+          <w:sz w:val="21"/>
+          <w:szCs w:val="21"/>
+        </w:rPr>
+        <w:t xml:space="preserve">D.  Lemon juice contains sugar particles</w:t>
+      </w:r>
+    </w:p>
+    <w:p>
+      <w:pPr>
+        <w:spacing w:after="120" w:before="60"/>
+      </w:pPr>
+      <w:r>
+        <w:rPr>
+          <w:rFonts w:ascii="Arial" w:cs="Arial" w:eastAsia="Arial" w:hAnsi="Arial"/>
+          <w:b/>
+          <w:bCs/>
+          <w:color w:val="2E7D4F"/>
+          <w:sz w:val="21"/>
+          <w:szCs w:val="21"/>
+        </w:rPr>
+        <w:t xml:space="preserve">Correct answer: A. </w:t>
+      </w:r>
+      <w:r>
+        <w:rPr>
+          <w:rFonts w:ascii="Arial" w:cs="Arial" w:eastAsia="Arial" w:hAnsi="Arial"/>
+          <w:color w:val="444444"/>
+          <w:sz w:val="19"/>
+          <w:szCs w:val="19"/>
+        </w:rPr>
+        <w:t xml:space="preserve">Acids release H⁺ (aq) ions in water. These ions explain the low pH, the sour taste and the colour change of indicators such as litmus.</w:t>
       </w:r>
     </w:p>
     <w:p>
@@ -1405,7 +1590,7 @@
         </w:rPr>
         <w:t xml:space="preserve">© 2026 SeaVuria and ARES. Aligned with KICD objectives. Developed by SeaVuria; technical implementation by ARES (with AI assistance from Claude). Licensed under </w:t>
       </w:r>
-      <w:hyperlink w:history="1" r:id="rIdxgsxpovrhuud-wat4hmy3">
+      <w:hyperlink w:history="1" r:id="rIdhxuonahcjpp4snatx-wt5">
         <w:r>
           <w:rPr>
             <w:rFonts w:ascii="Arial" w:cs="Arial" w:eastAsia="Arial" w:hAnsi="Arial"/>
@@ -1426,7 +1611,7 @@
         </w:rPr>
         <w:t xml:space="preserve"> (</w:t>
       </w:r>
-      <w:hyperlink w:history="1" r:id="rIda_hzw_wfjxmbnsh944yee">
+      <w:hyperlink w:history="1" r:id="rIdinlyibrtlvghm-s3clf9s">
         <w:r>
           <w:rPr>
             <w:rFonts w:ascii="Arial" w:cs="Arial" w:eastAsia="Arial" w:hAnsi="Arial"/>
